--- a/deliveries/2026-09-02/01_Vehicle_Pages/VEH_20260902_03_BYD_Qin_Plus_DMi_2024.docx
+++ b/deliveries/2026-09-02/01_Vehicle_Pages/VEH_20260902_03_BYD_Qin_Plus_DMi_2024.docx
@@ -7,7 +7,7 @@
         <w:pStyle w:val="Title"/>
       </w:pPr>
       <w:r>
-        <w:t>BYD Qin Plus DM-i 2024 (荣耀版) — PHEV Sedan Specs, Two Battery Versions &amp; Export Notes</w:t>
+        <w:t>BYD Qin Plus DM-i — PHEV Architecture, Two Battery Versions and Export Checks</w:t>
       </w:r>
     </w:p>
     <w:p>
@@ -29,7 +29,7 @@
         <w:t>SEO Title</w:t>
       </w:r>
       <w:r>
-        <w:t>: BYD Qin Plus DM-i 2024 PHEV Specs &amp; Export Buyer Guide | AutoBridge</w:t>
+        <w:t>: BYD Qin Plus DM-i PHEV: Two Battery Versions &amp; Export Guide</w:t>
       </w:r>
     </w:p>
     <w:p>
@@ -43,7 +43,7 @@
         <w:t>Meta Description</w:t>
       </w:r>
       <w:r>
-        <w:t>: 2024 BYD Qin Plus DM-i Glory Edition China specs: 55 km vs 120 km versions, 1.5L hybrid engine, 132/145 kW motors, Blade Battery, E-CVT and what importers must confirm.</w:t>
+        <w:t>: BYD Qin Plus DM-i (export Seal 05 DM-i) explained for importers — how the 1.5L engine, electric motor, 8.32/18.32 kWh battery, E-CVT and operating modes combine, and why 55 vs 120 must be fixed by VIN.</w:t>
       </w:r>
     </w:p>
     <w:p>
@@ -57,7 +57,7 @@
         <w:t>Suggested URL</w:t>
       </w:r>
       <w:r>
-        <w:t>: /vehicles/byd-qin-plus-dmi-2024/</w:t>
+        <w:t>: /vehicles/byd-qin-plus-dmi/</w:t>
       </w:r>
     </w:p>
     <w:p>
@@ -71,7 +71,7 @@
         <w:t>H1</w:t>
       </w:r>
       <w:r>
-        <w:t>: BYD Qin Plus DM-i 2024 (荣耀版): PHEV Architecture, Version Differences and Export Checks</w:t>
+        <w:t>: BYD Qin Plus DM-i: PHEV Powertrain, Version Differences and What Importers Must Confirm</w:t>
       </w:r>
     </w:p>
     <w:p>
@@ -85,7 +85,7 @@
         <w:t>Primary Keyword</w:t>
       </w:r>
       <w:r>
-        <w:t>: BYD Qin Plus DM-i 2024 specifications export</w:t>
+        <w:t>: BYD Qin Plus DM-i specifications export</w:t>
       </w:r>
     </w:p>
     <w:p>
@@ -99,7 +99,7 @@
         <w:t>Secondary Search Terms</w:t>
       </w:r>
       <w:r>
-        <w:t>: Qin Plus DM-i 55 vs 120, BYD DM-i plug-in hybrid, Qin Plus Blade Battery 18.32 kWh, BYD PHEV sedan export China, Seal 05 DM-i</w:t>
+        <w:t>: Qin Plus DM-i 55 vs 120, BYD DM-i plug-in hybrid, Qin Plus 18.32 kWh, BYD Seal 05 DM-i export, PHEV NEDC WLTC range, Chinese PHEV sedan export</w:t>
       </w:r>
     </w:p>
     <w:p>
@@ -113,7 +113,7 @@
         <w:t>Internal Link Suggestions</w:t>
       </w:r>
       <w:r>
-        <w:t>: /vehicles/byd-yuan-plus-2024/ ; /guides/chinese-ev-charging-standard-compatibility/ ; /guides/commercial-truck-fleet-procurement-china/</w:t>
+        <w:t>: /vehicles/byd-yuan-plus/ ; /guides/chinese-ev-charging-standard-compatibility/ ; /guides/commercial-truck-fleet-procurement-china/</w:t>
       </w:r>
     </w:p>
     <w:p>
@@ -127,7 +127,7 @@
         <w:t>Image Suggestions</w:t>
       </w:r>
       <w:r>
-        <w:t>: side profile sedan; 55 vs 120 version comparison; DM-i powertrain diagram; charging port; rear seat space</w:t>
+        <w:t>: side profile sedan; 55 vs 120 version card; DM-i engine+motor+E-CVT layout; charging port; rear seat space</w:t>
       </w:r>
     </w:p>
     <w:p>
@@ -141,7 +141,7 @@
         <w:t>ALT Suggestions</w:t>
       </w:r>
       <w:r>
-        <w:t>: "2024 BYD Qin Plus DM-i Glory Edition plug-in hybrid sedan, China reference"; "Qin Plus DM-i 55km versus 120km battery comparison"; "BYD DM-i E-CVT powertrain layout"</w:t>
+        <w:t>: "BYD Qin Plus DM-i plug-in hybrid sedan"; "55km versus 120km battery comparison"; "BYD DM-i series-hybrid powertrain layout"</w:t>
       </w:r>
     </w:p>
     <w:p>
@@ -149,7 +149,7 @@
         <w:pStyle w:val="Heading1"/>
       </w:pPr>
       <w:r>
-        <w:t>Positioning: Why a DM-i Is Different to Spec</w:t>
+        <w:t>Why a DM-i Has to Be Specified as a System</w:t>
       </w:r>
     </w:p>
     <w:p>
@@ -163,25 +163,52 @@
         <w:t>plug-in hybrid (PHEV) compact sedan</w:t>
       </w:r>
       <w:r>
-        <w:t xml:space="preserve">, not a pure EV and not a conventional petrol car. BYD's DM-i system pairs a small, efficiency-focused 1.5L naturally aspirated engine with an electric motor and E-CVT, tuned to run on electric drive as much as possible and use the engine mainly for efficient generation/high-speed assist. For an importer this means three things must be specified together: </w:t>
+        <w:t xml:space="preserve">, neither a pure EV nor a conventional petrol car. BYD's DM-i is a series-parallel system: a small, efficiency-tuned </w:t>
       </w:r>
       <w:r>
         <w:rPr>
           <w:b/>
         </w:rPr>
-        <w:t>battery size, electric-only range version, and motor output</w:t>
+        <w:t>1.5L naturally aspirated engine</w:t>
       </w:r>
       <w:r>
-        <w:t xml:space="preserve"> — quoting "a Qin Plus DM-i" without the 55/120 version is ambiguous. This page covers the </w:t>
+        <w:t xml:space="preserve">, a drive </w:t>
       </w:r>
       <w:r>
         <w:rPr>
           <w:b/>
         </w:rPr>
-        <w:t>2024 Glory Edition (荣耀版, launched February 2024), REFERENCE MARKET: CHINA</w:t>
+        <w:t>electric motor</w:t>
       </w:r>
       <w:r>
-        <w:t>. Overseas, the platform appears under names such as Seal 05 DM-i in selected markets; destination-market official specs govern those cars.</w:t>
+        <w:t xml:space="preserve">, an LFP Blade Battery and an </w:t>
+      </w:r>
+      <w:r>
+        <w:rPr>
+          <w:b/>
+        </w:rPr>
+        <w:t>E-CVT</w:t>
+      </w:r>
+      <w:r>
+        <w:t xml:space="preserve"> work so the car runs on electricity where possible and uses the engine mainly for efficient generation and high-speed assist. Because of that, an order must fix </w:t>
+      </w:r>
+      <w:r>
+        <w:rPr>
+          <w:b/>
+        </w:rPr>
+        <w:t>four things together — battery size, electric-only version, motor output and operating behaviour</w:t>
+      </w:r>
+      <w:r>
+        <w:t xml:space="preserve">; "a Qin Plus DM-i" without the 55/120 designation is ambiguous. This evergreen page covers the </w:t>
+      </w:r>
+      <w:r>
+        <w:rPr>
+          <w:b/>
+        </w:rPr>
+        <w:t>2024 Glory Edition (荣耀版) China build (REFERENCE MARKET: CHINA)</w:t>
+      </w:r>
+      <w:r>
+        <w:t>; the platform appears in selected export markets (e.g., Seal 05 DM-i), whose official specs govern those cars.</w:t>
       </w:r>
     </w:p>
     <w:p>
@@ -242,7 +269,7 @@
                 <w:b/>
                 <w:sz w:val="20"/>
               </w:rPr>
-              <w:t>55KM version</w:t>
+              <w:t>55 version</w:t>
             </w:r>
           </w:p>
         </w:tc>
@@ -263,7 +290,7 @@
                 <w:b/>
                 <w:sz w:val="20"/>
               </w:rPr>
-              <w:t>120KM version</w:t>
+              <w:t>120 version</w:t>
             </w:r>
           </w:p>
         </w:tc>
@@ -283,7 +310,7 @@
               <w:rPr>
                 <w:sz w:val="20"/>
               </w:rPr>
-              <w:t>Drive motor (front PMSM)</w:t>
+              <w:t>Front drive motor (PMSM)</w:t>
             </w:r>
           </w:p>
         </w:tc>
@@ -413,7 +440,7 @@
               <w:rPr>
                 <w:sz w:val="20"/>
               </w:rPr>
-              <w:t>55 km (NEDC) / 46 km (WLTC)</w:t>
+              <w:t>55 km NEDC / 46 km WLTC</w:t>
             </w:r>
           </w:p>
         </w:tc>
@@ -431,7 +458,7 @@
               <w:rPr>
                 <w:sz w:val="20"/>
               </w:rPr>
-              <w:t>120 km (NEDC) / 101 km (WLTC)</w:t>
+              <w:t>120 km NEDC / 101 km WLTC</w:t>
             </w:r>
           </w:p>
         </w:tc>
@@ -495,7 +522,16 @@
     </w:tbl>
     <w:p>
       <w:r>
-        <w:t>The larger-battery 120 version is therefore both quicker and meaningfully heavier (curb weight ~1620 kg for the 120KM 领先型, cross-checked). Both share the same 1.5L engine and E-CVT.</w:t>
+        <w:t xml:space="preserve">The 145 kW / 197 PS output of the larger-battery car and its ~18.3 kWh pack are corroborated on </w:t>
+      </w:r>
+      <w:r>
+        <w:rPr>
+          <w:b/>
+        </w:rPr>
+        <w:t>BYD's own export-market page (VERIFIED)</w:t>
+      </w:r>
+      <w:r>
+        <w:t>; China version figures (8.32/18.32 kWh, 132/145 kW, NEDC/WLTC) are cross-checked across Chinese databases (CROSS_CHECKED). The 120 is both quicker and heavier (curb ~1620 kg for the 120KM 领先型).</w:t>
       </w:r>
     </w:p>
     <w:p>
@@ -503,333 +539,63 @@
         <w:pStyle w:val="Heading1"/>
       </w:pPr>
       <w:r>
-        <w:t>Shared Mechanical Specification</w:t>
+        <w:t>Engine and Operating Mode (the PHEV-specific questions)</w:t>
       </w:r>
     </w:p>
-    <w:tbl>
-      <w:tblPr>
-        <w:tblStyle w:val="TableGrid"/>
-        <w:tblW w:type="auto" w:w="0"/>
-        <w:tblLook w:firstColumn="1" w:firstRow="1" w:lastColumn="0" w:lastRow="0" w:noHBand="0" w:noVBand="1" w:val="04A0"/>
-      </w:tblPr>
-      <w:tblGrid>
-        <w:gridCol w:w="4320"/>
-        <w:gridCol w:w="4320"/>
-      </w:tblGrid>
-      <w:tr>
-        <w:tc>
-          <w:tcPr>
-            <w:tcW w:type="dxa" w:w="4320"/>
-            <w:shd w:val="clear" w:fill="EAF0F6"/>
-          </w:tcPr>
-          <w:p>
-            <w:r>
-              <w:rPr>
-                <w:b/>
-                <w:sz w:val="20"/>
-              </w:rPr>
-            </w:r>
-            <w:r>
-              <w:rPr>
-                <w:b/>
-                <w:sz w:val="20"/>
-              </w:rPr>
-              <w:t>Item</w:t>
-            </w:r>
-          </w:p>
-        </w:tc>
-        <w:tc>
-          <w:tcPr>
-            <w:tcW w:type="dxa" w:w="4320"/>
-            <w:shd w:val="clear" w:fill="EAF0F6"/>
-          </w:tcPr>
-          <w:p>
-            <w:r>
-              <w:rPr>
-                <w:b/>
-                <w:sz w:val="20"/>
-              </w:rPr>
-            </w:r>
-            <w:r>
-              <w:rPr>
-                <w:b/>
-                <w:sz w:val="20"/>
-              </w:rPr>
-              <w:t>Chinese-market reference value</w:t>
-            </w:r>
-          </w:p>
-        </w:tc>
-      </w:tr>
-      <w:tr>
-        <w:tc>
-          <w:tcPr>
-            <w:tcW w:type="dxa" w:w="4320"/>
-          </w:tcPr>
-          <w:p>
-            <w:r>
-              <w:rPr>
-                <w:sz w:val="20"/>
-              </w:rPr>
-            </w:r>
-            <w:r>
-              <w:rPr>
-                <w:sz w:val="20"/>
-              </w:rPr>
-              <w:t>Engine</w:t>
-            </w:r>
-          </w:p>
-        </w:tc>
-        <w:tc>
-          <w:tcPr>
-            <w:tcW w:type="dxa" w:w="4320"/>
-          </w:tcPr>
-          <w:p>
-            <w:r>
-              <w:rPr>
-                <w:sz w:val="20"/>
-              </w:rPr>
-            </w:r>
-            <w:r>
-              <w:rPr>
-                <w:sz w:val="20"/>
-              </w:rPr>
-              <w:t>1.5L naturally aspirated L4, 81 kW (110 PS) / 135 N·m</w:t>
-            </w:r>
-          </w:p>
-        </w:tc>
-      </w:tr>
-      <w:tr>
-        <w:tc>
-          <w:tcPr>
-            <w:tcW w:type="dxa" w:w="4320"/>
-          </w:tcPr>
-          <w:p>
-            <w:r>
-              <w:rPr>
-                <w:sz w:val="20"/>
-              </w:rPr>
-            </w:r>
-            <w:r>
-              <w:rPr>
-                <w:sz w:val="20"/>
-              </w:rPr>
-              <w:t>Transmission</w:t>
-            </w:r>
-          </w:p>
-        </w:tc>
-        <w:tc>
-          <w:tcPr>
-            <w:tcW w:type="dxa" w:w="4320"/>
-          </w:tcPr>
-          <w:p>
-            <w:r>
-              <w:rPr>
-                <w:sz w:val="20"/>
-              </w:rPr>
-            </w:r>
-            <w:r>
-              <w:rPr>
-                <w:sz w:val="20"/>
-              </w:rPr>
-              <w:t>E-CVT (single-speed electric continuously variable)</w:t>
-            </w:r>
-          </w:p>
-        </w:tc>
-      </w:tr>
-      <w:tr>
-        <w:tc>
-          <w:tcPr>
-            <w:tcW w:type="dxa" w:w="4320"/>
-          </w:tcPr>
-          <w:p>
-            <w:r>
-              <w:rPr>
-                <w:sz w:val="20"/>
-              </w:rPr>
-            </w:r>
-            <w:r>
-              <w:rPr>
-                <w:sz w:val="20"/>
-              </w:rPr>
-              <w:t>Top speed</w:t>
-            </w:r>
-          </w:p>
-        </w:tc>
-        <w:tc>
-          <w:tcPr>
-            <w:tcW w:type="dxa" w:w="4320"/>
-          </w:tcPr>
-          <w:p>
-            <w:r>
-              <w:rPr>
-                <w:sz w:val="20"/>
-              </w:rPr>
-            </w:r>
-            <w:r>
-              <w:rPr>
-                <w:sz w:val="20"/>
-              </w:rPr>
-              <w:t>185 km/h</w:t>
-            </w:r>
-          </w:p>
-        </w:tc>
-      </w:tr>
-      <w:tr>
-        <w:tc>
-          <w:tcPr>
-            <w:tcW w:type="dxa" w:w="4320"/>
-          </w:tcPr>
-          <w:p>
-            <w:r>
-              <w:rPr>
-                <w:sz w:val="20"/>
-              </w:rPr>
-            </w:r>
-            <w:r>
-              <w:rPr>
-                <w:sz w:val="20"/>
-              </w:rPr>
-              <w:t>Length × Width × Height</w:t>
-            </w:r>
-          </w:p>
-        </w:tc>
-        <w:tc>
-          <w:tcPr>
-            <w:tcW w:type="dxa" w:w="4320"/>
-          </w:tcPr>
-          <w:p>
-            <w:r>
-              <w:rPr>
-                <w:sz w:val="20"/>
-              </w:rPr>
-            </w:r>
-            <w:r>
-              <w:rPr>
-                <w:sz w:val="20"/>
-              </w:rPr>
-              <w:t>4765 × 1837 × 1495 mm</w:t>
-            </w:r>
-          </w:p>
-        </w:tc>
-      </w:tr>
-      <w:tr>
-        <w:tc>
-          <w:tcPr>
-            <w:tcW w:type="dxa" w:w="4320"/>
-          </w:tcPr>
-          <w:p>
-            <w:r>
-              <w:rPr>
-                <w:sz w:val="20"/>
-              </w:rPr>
-            </w:r>
-            <w:r>
-              <w:rPr>
-                <w:sz w:val="20"/>
-              </w:rPr>
-              <w:t>Wheelbase</w:t>
-            </w:r>
-          </w:p>
-        </w:tc>
-        <w:tc>
-          <w:tcPr>
-            <w:tcW w:type="dxa" w:w="4320"/>
-          </w:tcPr>
-          <w:p>
-            <w:r>
-              <w:rPr>
-                <w:sz w:val="20"/>
-              </w:rPr>
-            </w:r>
-            <w:r>
-              <w:rPr>
-                <w:sz w:val="20"/>
-              </w:rPr>
-              <w:t>2718 mm</w:t>
-            </w:r>
-          </w:p>
-        </w:tc>
-      </w:tr>
-      <w:tr>
-        <w:tc>
-          <w:tcPr>
-            <w:tcW w:type="dxa" w:w="4320"/>
-          </w:tcPr>
-          <w:p>
-            <w:r>
-              <w:rPr>
-                <w:sz w:val="20"/>
-              </w:rPr>
-            </w:r>
-            <w:r>
-              <w:rPr>
-                <w:sz w:val="20"/>
-              </w:rPr>
-              <w:t>Body</w:t>
-            </w:r>
-          </w:p>
-        </w:tc>
-        <w:tc>
-          <w:tcPr>
-            <w:tcW w:type="dxa" w:w="4320"/>
-          </w:tcPr>
-          <w:p>
-            <w:r>
-              <w:rPr>
-                <w:sz w:val="20"/>
-              </w:rPr>
-            </w:r>
-            <w:r>
-              <w:rPr>
-                <w:sz w:val="20"/>
-              </w:rPr>
-              <w:t>4-door 5-seat sedan, monocoque</w:t>
-            </w:r>
-          </w:p>
-        </w:tc>
-      </w:tr>
-      <w:tr>
-        <w:tc>
-          <w:tcPr>
-            <w:tcW w:type="dxa" w:w="4320"/>
-          </w:tcPr>
-          <w:p>
-            <w:r>
-              <w:rPr>
-                <w:sz w:val="20"/>
-              </w:rPr>
-            </w:r>
-            <w:r>
-              <w:rPr>
-                <w:sz w:val="20"/>
-              </w:rPr>
-              <w:t>Combined range (120 version)</w:t>
-            </w:r>
-          </w:p>
-        </w:tc>
-        <w:tc>
-          <w:tcPr>
-            <w:tcW w:type="dxa" w:w="4320"/>
-          </w:tcPr>
-          <w:p>
-            <w:r>
-              <w:rPr>
-                <w:sz w:val="20"/>
-              </w:rPr>
-            </w:r>
-            <w:r>
-              <w:rPr>
-                <w:sz w:val="20"/>
-              </w:rPr>
-              <w:t>Up to 1245 km quoted by Autohome (single source — treat as Chinese-lab combined figure)</w:t>
-            </w:r>
-          </w:p>
-        </w:tc>
-      </w:tr>
-    </w:tbl>
     <w:p>
+      <w:pPr>
+        <w:pStyle w:val="ListBullet"/>
+      </w:pPr>
       <w:r>
-        <w:t>Most values are CROSS_CHECKED across Autohome, Xcar, PCauto and Guazi databases on 2026-09-02. The 1245 km combined-range figure rests on a single source and is a Chinese test-cycle combined number; present it as a quoted figure rather than a guaranteed real-world or destination-market result.</w:t>
+        <w:rPr>
+          <w:b/>
+        </w:rPr>
+        <w:t>Engine</w:t>
+      </w:r>
+      <w:r>
+        <w:t>: 1.5L naturally aspirated L4, 81 kW (110 PS) / 135 N·m; it is primarily a generator/assist unit rather than the main drive motor.</w:t>
+      </w:r>
+    </w:p>
+    <w:p>
+      <w:pPr>
+        <w:pStyle w:val="ListBullet"/>
+      </w:pPr>
+      <w:r>
+        <w:rPr>
+          <w:b/>
+        </w:rPr>
+        <w:t>Transmission</w:t>
+      </w:r>
+      <w:r>
+        <w:t>: E-CVT single-speed electric continuously variable drive — there is no multi-step gearbox to spec.</w:t>
+      </w:r>
+    </w:p>
+    <w:p>
+      <w:pPr>
+        <w:pStyle w:val="ListBullet"/>
+      </w:pPr>
+      <w:r>
+        <w:rPr>
+          <w:b/>
+        </w:rPr>
+        <w:t>Modes</w:t>
+      </w:r>
+      <w:r>
+        <w:t>: EV (charge-depleting) and hybrid (charge-sustaining) operation; charge-sustaining fuel use is quoted around 3.8 L/100 km (NEDC). For an export fleet, explain to customers that real-world fuel use depends on charging behaviour — a PHEV driven without charging behaves like a hybrid, not an EV.</w:t>
+      </w:r>
+    </w:p>
+    <w:p>
+      <w:pPr>
+        <w:pStyle w:val="ListBullet"/>
+      </w:pPr>
+      <w:r>
+        <w:rPr>
+          <w:b/>
+        </w:rPr>
+        <w:t>Top speed</w:t>
+      </w:r>
+      <w:r>
+        <w:t>: 185 km/h.</w:t>
       </w:r>
     </w:p>
     <w:p>
@@ -837,7 +603,7 @@
         <w:pStyle w:val="Heading1"/>
       </w:pPr>
       <w:r>
-        <w:t>Reading the Range Figures Correctly</w:t>
+        <w:t>Battery, Charging and Two-Range Discipline</w:t>
       </w:r>
     </w:p>
     <w:p>
@@ -851,7 +617,77 @@
         <w:t>two</w:t>
       </w:r>
       <w:r>
-        <w:t xml:space="preserve"> range numbers, and buyers often conflate them:</w:t>
+        <w:t xml:space="preserve"> range numbers that buyers conflate: </w:t>
+      </w:r>
+      <w:r>
+        <w:rPr>
+          <w:b/>
+        </w:rPr>
+        <w:t>electric-only range</w:t>
+      </w:r>
+      <w:r>
+        <w:t xml:space="preserve"> (state the cycle: 120 NEDC = 101 WLTC) and a separate </w:t>
+      </w:r>
+      <w:r>
+        <w:rPr>
+          <w:b/>
+        </w:rPr>
+        <w:t>combined fuel+battery range</w:t>
+      </w:r>
+      <w:r>
+        <w:t xml:space="preserve"> (a ~1245 km Chinese-lab figure rests on a single source and must be presented as a quoted Chinese combined number, never as electric range). Charging differs by version and grade: confirm onboard AC capability, </w:t>
+      </w:r>
+      <w:r>
+        <w:rPr>
+          <w:b/>
+        </w:rPr>
+        <w:t>whether DC fast charging is included on the chosen grade</w:t>
+      </w:r>
+      <w:r>
+        <w:t>, the GB/T connector versus destination infrastructure, and the fuel grade the 1.5L engine expects — a PHEV needs both a charging path and an engine service/fuel path.</w:t>
+      </w:r>
+    </w:p>
+    <w:p>
+      <w:pPr>
+        <w:pStyle w:val="Heading1"/>
+      </w:pPr>
+      <w:r>
+        <w:t>Dimensions and Cabin</w:t>
+      </w:r>
+    </w:p>
+    <w:p>
+      <w:r>
+        <w:t>4765 × 1837 × 1495 mm, wheelbase 2718 mm, four-door five-seat monocoque sedan; tyres 225/60 R16 on captured grades. Confirm curb weight by battery version on the compliance plate.</w:t>
+      </w:r>
+    </w:p>
+    <w:p>
+      <w:pPr>
+        <w:pStyle w:val="Heading1"/>
+      </w:pPr>
+      <w:r>
+        <w:t>What AutoBridge Adds Beyond a Spec Table</w:t>
+      </w:r>
+    </w:p>
+    <w:p>
+      <w:r>
+        <w:t xml:space="preserve">Parameter sites list 55 and 120 rows but leave the importer to untangle cycles and modes. AutoBridge produces a </w:t>
+      </w:r>
+      <w:r>
+        <w:rPr>
+          <w:b/>
+        </w:rPr>
+        <w:t>VIN-level sheet that binds motor output, battery kWh, electric-range cycle and charge capability together</w:t>
+      </w:r>
+      <w:r>
+        <w:t>, flags grades where DC charging is absent (a frequent order error on the small-battery car), and states electric vs combined range separately so a PHEV is never advertised on its combined number as if it were EV range.</w:t>
+      </w:r>
+    </w:p>
+    <w:p>
+      <w:pPr>
+        <w:pStyle w:val="Heading1"/>
+      </w:pPr>
+      <w:r>
+        <w:t>Before Payment</w:t>
       </w:r>
     </w:p>
     <w:p>
@@ -859,67 +695,13 @@
         <w:pStyle w:val="ListBullet"/>
       </w:pPr>
       <w:r>
-        <w:rPr>
-          <w:b/>
-        </w:rPr>
-        <w:t>Electric-only range</w:t>
-      </w:r>
-      <w:r>
-        <w:t xml:space="preserve"> is given in both NEDC and WLTC (e.g., 120 km NEDC = 101 km WLTC for the big battery). Always state the cycle; the two standards are not interchangeable.</w:t>
-      </w:r>
-    </w:p>
-    <w:p>
-      <w:pPr>
-        <w:pStyle w:val="ListBullet"/>
-      </w:pPr>
-      <w:r>
-        <w:rPr>
-          <w:b/>
-        </w:rPr>
-        <w:t>Combined range</w:t>
-      </w:r>
-      <w:r>
-        <w:t xml:space="preserve"> (fuel + full battery, Chinese conditions) is a separate, much larger figure and should not be marketed as electric range.</w:t>
-      </w:r>
-    </w:p>
-    <w:p>
-      <w:r>
-        <w:t>For export markets that use their own test protocol or that tax PHEVs by electric km/CO₂, request the destination-certified values rather than copying the Chinese NEDC label.</w:t>
-      </w:r>
-    </w:p>
-    <w:p>
-      <w:pPr>
-        <w:pStyle w:val="Heading1"/>
-      </w:pPr>
-      <w:r>
-        <w:t>Charging, Fuel and Daily-Use Implications</w:t>
-      </w:r>
-    </w:p>
-    <w:p>
-      <w:r>
-        <w:t>Because the small-battery 55 version has only 8.32 kWh, its AC charging behaviour and charge time differ from the 18.32 kWh 120 version; Chinese cars use the GB/T connector standard and a Chinese-market infotainment/charging ecosystem. Confirm for your order: onboard AC charging capability, whether DC fast charging is included on the chosen grade, connector standard versus destination infrastructure (see our GB/T vs CCS2/CHAdeMO guide), and the fuel grade the 1.5L engine expects. A PHEV still needs a working fuel supply and service path for its engine, not only charging.</w:t>
-      </w:r>
-    </w:p>
-    <w:p>
-      <w:pPr>
-        <w:pStyle w:val="Heading1"/>
-      </w:pPr>
-      <w:r>
-        <w:t>What Exporters Should Pin Down Before Payment</w:t>
-      </w:r>
-    </w:p>
-    <w:p>
-      <w:pPr>
-        <w:pStyle w:val="ListBullet"/>
-      </w:pPr>
-      <w:r>
-        <w:t xml:space="preserve">State the exact version: </w:t>
+        <w:t xml:space="preserve">Fix </w:t>
       </w:r>
       <w:r>
         <w:rPr>
           <w:b/>
         </w:rPr>
-        <w:t>55KM or 120KM</w:t>
+        <w:t>55 or 120</w:t>
       </w:r>
       <w:r>
         <w:t>, with matching motor (132/145 kW) and battery (8.32/18.32 kWh) on the VIN build sheet.</w:t>
@@ -930,7 +712,16 @@
         <w:pStyle w:val="ListBullet"/>
       </w:pPr>
       <w:r>
-        <w:t>Record electric-range cycle (NEDC vs WLTC) and obtain destination-certified PHEV range/CO₂ where required for tax or incentives.</w:t>
+        <w:t xml:space="preserve">Record the electric-range </w:t>
+      </w:r>
+      <w:r>
+        <w:rPr>
+          <w:b/>
+        </w:rPr>
+        <w:t>cycle</w:t>
+      </w:r>
+      <w:r>
+        <w:t xml:space="preserve"> (NEDC vs WLTC) and obtain destination-certified PHEV range/CO₂ where tax or incentives depend on it.</w:t>
       </w:r>
     </w:p>
     <w:p>
@@ -938,7 +729,16 @@
         <w:pStyle w:val="ListBullet"/>
       </w:pPr>
       <w:r>
-        <w:t>Confirm charging connector and AC/DC capability by grade; do not assume GB/T matches destination sockets.</w:t>
+        <w:t xml:space="preserve">Confirm connector and AC/DC capability </w:t>
+      </w:r>
+      <w:r>
+        <w:rPr>
+          <w:b/>
+        </w:rPr>
+        <w:t>by grade</w:t>
+      </w:r>
+      <w:r>
+        <w:t>; do not assume GB/T matches destination sockets.</w:t>
       </w:r>
     </w:p>
     <w:p>
@@ -946,7 +746,25 @@
         <w:pStyle w:val="ListBullet"/>
       </w:pPr>
       <w:r>
-        <w:t>Confirm steering side, infotainment language/OTA outside China, and warranty terms for a China-built PHEV (engine + battery + electric motor all need coverage).</w:t>
+        <w:t xml:space="preserve">Confirm steering side, infotainment language/OTA outside China, and warranty that covers engine </w:t>
+      </w:r>
+      <w:r>
+        <w:rPr>
+          <w:b/>
+        </w:rPr>
+        <w:t>and</w:t>
+      </w:r>
+      <w:r>
+        <w:t xml:space="preserve"> battery </w:t>
+      </w:r>
+      <w:r>
+        <w:rPr>
+          <w:b/>
+        </w:rPr>
+        <w:t>and</w:t>
+      </w:r>
+      <w:r>
+        <w:t xml:space="preserve"> motor.</w:t>
       </w:r>
     </w:p>
     <w:p>
@@ -954,7 +772,7 @@
         <w:pStyle w:val="ListBullet"/>
       </w:pPr>
       <w:r>
-        <w:t>Verify the destination country's PHEV classification and import treatment — hybrid incentives and homologation differ from pure EVs.</w:t>
+        <w:t>Verify the destination's PHEV classification — hybrid incentives/homologation differ from pure EVs.</w:t>
       </w:r>
     </w:p>
     <w:p>
@@ -967,13 +785,13 @@
     </w:p>
     <w:p>
       <w:r>
-        <w:t xml:space="preserve">No fixed AutoBridge export price is published. The Chinese guide price of RMB 79,800–125,800 for the Glory Edition is a </w:t>
+        <w:t xml:space="preserve">No static export price is published; the RMB 79,800–125,800 China Glory Edition guide price is a </w:t>
       </w:r>
       <w:r>
         <w:rPr>
           <w:b/>
         </w:rPr>
-        <w:t>domestic reference only (time-sensitive; never an export FOB/CIF figure)</w:t>
+        <w:t>domestic, time-sensitive reference, not an FOB/CIF figure</w:t>
       </w:r>
       <w:r>
         <w:t xml:space="preserve">. Enquire with </w:t>
@@ -1001,54 +819,46 @@
         <w:rPr>
           <w:b/>
         </w:rPr>
-        <w:t>What is the difference between the 55 and 120 Qin Plus DM-i?</w:t>
+        <w:t>What differs between the 55 and 120?</w:t>
       </w:r>
       <w:r>
-        <w:t xml:space="preserve"> The 120 version has a larger 18.32 kWh battery, a stronger 145 kW motor, longer electric range and quicker acceleration; the 55 uses an 8.32 kWh battery and 132 kW motor.</w:t>
+        <w:t xml:space="preserve"> The 120 has an 18.32 kWh battery, a stronger 145 kW motor, longer electric range and quicker acceleration; the 55 uses 8.32 kWh and 132 kW. </w:t>
       </w:r>
-    </w:p>
-    <w:p>
       <w:r>
         <w:rPr>
           <w:b/>
         </w:rPr>
-        <w:t>Is the 1.5L engine the main drive motor?</w:t>
+        <w:t>Is the 1.5L the main drive unit?</w:t>
       </w:r>
       <w:r>
-        <w:t xml:space="preserve"> In DM-i it is a small 81 kW efficiency engine used mainly for generation and assist; the electric motor (132 or 145 kW) provides primary drive.</w:t>
+        <w:t xml:space="preserve"> In DM-i it is mainly a generator/assist; the electric motor provides primary drive. </w:t>
       </w:r>
-    </w:p>
-    <w:p>
       <w:r>
         <w:rPr>
           <w:b/>
         </w:rPr>
-        <w:t>Why are there two electric-range numbers per version?</w:t>
+        <w:t>Why two electric-range numbers?</w:t>
       </w:r>
       <w:r>
-        <w:t xml:space="preserve"> China labels both NEDC and WLTC; e.g., the 120 version is 120 km NEDC / 101 km WLTC. Always quote the cycle.</w:t>
+        <w:t xml:space="preserve"> China labels NEDC and WLTC (120 NEDC = 101 WLTC); always quote the cycle. </w:t>
       </w:r>
-    </w:p>
-    <w:p>
       <w:r>
         <w:rPr>
           <w:b/>
         </w:rPr>
-        <w:t>Does the combined 1245 km mean it drives 1245 km on electricity?</w:t>
+        <w:t>Is 1245 km electric range?</w:t>
       </w:r>
       <w:r>
-        <w:t xml:space="preserve"> No — that is a combined fuel-plus-battery Chinese figure; pure-electric driving is 120 km (NEDC) at most.</w:t>
+        <w:t xml:space="preserve"> No — it is a combined fuel+battery Chinese figure; electric-only is at most 120 km NEDC. </w:t>
       </w:r>
-    </w:p>
-    <w:p>
       <w:r>
         <w:rPr>
           <w:b/>
         </w:rPr>
-        <w:t>Is the Qin Plus DM-i sold abroad?</w:t>
+        <w:t>Is it sold abroad?</w:t>
       </w:r>
       <w:r>
-        <w:t xml:space="preserve"> The platform appears in selected markets under names such as Seal 05 DM-i; confirm destination-market naming and official specs rather than using Chinese sheets as global specs.</w:t>
+        <w:t xml:space="preserve"> The platform appears in selected markets (e.g., Seal 05 DM-i); use destination official specs rather than treating Chinese sheets as global.</w:t>
       </w:r>
     </w:p>
     <w:p>
@@ -1066,17 +876,18 @@
         <w:tblLook w:firstColumn="1" w:firstRow="1" w:lastColumn="0" w:lastRow="0" w:noHBand="0" w:noVBand="1" w:val="04A0"/>
       </w:tblPr>
       <w:tblGrid>
-        <w:gridCol w:w="1440"/>
-        <w:gridCol w:w="1440"/>
-        <w:gridCol w:w="1440"/>
-        <w:gridCol w:w="1440"/>
-        <w:gridCol w:w="1440"/>
-        <w:gridCol w:w="1440"/>
+        <w:gridCol w:w="1234"/>
+        <w:gridCol w:w="1234"/>
+        <w:gridCol w:w="1234"/>
+        <w:gridCol w:w="1234"/>
+        <w:gridCol w:w="1234"/>
+        <w:gridCol w:w="1234"/>
+        <w:gridCol w:w="1234"/>
       </w:tblGrid>
       <w:tr>
         <w:tc>
           <w:tcPr>
-            <w:tcW w:type="dxa" w:w="1440"/>
+            <w:tcW w:type="dxa" w:w="1234"/>
             <w:shd w:val="clear" w:fill="EAF0F6"/>
           </w:tcPr>
           <w:p>
@@ -1097,7 +908,7 @@
         </w:tc>
         <w:tc>
           <w:tcPr>
-            <w:tcW w:type="dxa" w:w="1440"/>
+            <w:tcW w:type="dxa" w:w="1234"/>
             <w:shd w:val="clear" w:fill="EAF0F6"/>
           </w:tcPr>
           <w:p>
@@ -1118,7 +929,7 @@
         </w:tc>
         <w:tc>
           <w:tcPr>
-            <w:tcW w:type="dxa" w:w="1440"/>
+            <w:tcW w:type="dxa" w:w="1234"/>
             <w:shd w:val="clear" w:fill="EAF0F6"/>
           </w:tcPr>
           <w:p>
@@ -1139,7 +950,7 @@
         </w:tc>
         <w:tc>
           <w:tcPr>
-            <w:tcW w:type="dxa" w:w="1440"/>
+            <w:tcW w:type="dxa" w:w="1234"/>
             <w:shd w:val="clear" w:fill="EAF0F6"/>
           </w:tcPr>
           <w:p>
@@ -1160,7 +971,7 @@
         </w:tc>
         <w:tc>
           <w:tcPr>
-            <w:tcW w:type="dxa" w:w="1440"/>
+            <w:tcW w:type="dxa" w:w="1234"/>
             <w:shd w:val="clear" w:fill="EAF0F6"/>
           </w:tcPr>
           <w:p>
@@ -1181,7 +992,28 @@
         </w:tc>
         <w:tc>
           <w:tcPr>
-            <w:tcW w:type="dxa" w:w="1440"/>
+            <w:tcW w:type="dxa" w:w="1234"/>
+            <w:shd w:val="clear" w:fill="EAF0F6"/>
+          </w:tcPr>
+          <w:p>
+            <w:r>
+              <w:rPr>
+                <w:b/>
+                <w:sz w:val="20"/>
+              </w:rPr>
+            </w:r>
+            <w:r>
+              <w:rPr>
+                <w:b/>
+                <w:sz w:val="20"/>
+              </w:rPr>
+              <w:t>Confidence</w:t>
+            </w:r>
+          </w:p>
+        </w:tc>
+        <w:tc>
+          <w:tcPr>
+            <w:tcW w:type="dxa" w:w="1234"/>
             <w:shd w:val="clear" w:fill="EAF0F6"/>
           </w:tcPr>
           <w:p>
@@ -1204,7 +1036,149 @@
       <w:tr>
         <w:tc>
           <w:tcPr>
-            <w:tcW w:type="dxa" w:w="1440"/>
+            <w:tcW w:type="dxa" w:w="1234"/>
+          </w:tcPr>
+          <w:p>
+            <w:r>
+              <w:rPr>
+                <w:sz w:val="20"/>
+              </w:rPr>
+            </w:r>
+            <w:r>
+              <w:rPr>
+                <w:sz w:val="20"/>
+              </w:rPr>
+              <w:t>BYD QIN PLUS DM-i official export page</w:t>
+            </w:r>
+          </w:p>
+        </w:tc>
+        <w:tc>
+          <w:tcPr>
+            <w:tcW w:type="dxa" w:w="1234"/>
+          </w:tcPr>
+          <w:p>
+            <w:r>
+              <w:rPr>
+                <w:sz w:val="20"/>
+              </w:rPr>
+            </w:r>
+            <w:r>
+              <w:rPr>
+                <w:sz w:val="20"/>
+              </w:rPr>
+              <w:t>BYD (</w:t>
+            </w:r>
+            <w:r>
+              <w:rPr>
+                <w:b/>
+                <w:sz w:val="20"/>
+              </w:rPr>
+              <w:t>manufacturer official</w:t>
+            </w:r>
+            <w:r>
+              <w:rPr>
+                <w:sz w:val="20"/>
+              </w:rPr>
+              <w:t>)</w:t>
+            </w:r>
+          </w:p>
+        </w:tc>
+        <w:tc>
+          <w:tcPr>
+            <w:tcW w:type="dxa" w:w="1234"/>
+          </w:tcPr>
+          <w:p>
+            <w:r>
+              <w:rPr>
+                <w:sz w:val="20"/>
+              </w:rPr>
+            </w:r>
+            <w:r>
+              <w:rPr>
+                <w:sz w:val="20"/>
+              </w:rPr>
+              <w:t>Export/UAE</w:t>
+            </w:r>
+          </w:p>
+        </w:tc>
+        <w:tc>
+          <w:tcPr>
+            <w:tcW w:type="dxa" w:w="1234"/>
+          </w:tcPr>
+          <w:p>
+            <w:r>
+              <w:rPr>
+                <w:sz w:val="20"/>
+              </w:rPr>
+            </w:r>
+            <w:r>
+              <w:rPr>
+                <w:sz w:val="20"/>
+              </w:rPr>
+              <w:t>https://www.byd.com/en-bh/car/qin-plus-dmi</w:t>
+            </w:r>
+          </w:p>
+        </w:tc>
+        <w:tc>
+          <w:tcPr>
+            <w:tcW w:type="dxa" w:w="1234"/>
+          </w:tcPr>
+          <w:p>
+            <w:r>
+              <w:rPr>
+                <w:sz w:val="20"/>
+              </w:rPr>
+            </w:r>
+            <w:r>
+              <w:rPr>
+                <w:sz w:val="20"/>
+              </w:rPr>
+              <w:t>2026-09-03</w:t>
+            </w:r>
+          </w:p>
+        </w:tc>
+        <w:tc>
+          <w:tcPr>
+            <w:tcW w:type="dxa" w:w="1234"/>
+          </w:tcPr>
+          <w:p>
+            <w:r>
+              <w:rPr>
+                <w:sz w:val="20"/>
+              </w:rPr>
+            </w:r>
+            <w:r>
+              <w:rPr>
+                <w:b/>
+                <w:sz w:val="20"/>
+              </w:rPr>
+              <w:t>VERIFIED</w:t>
+            </w:r>
+          </w:p>
+        </w:tc>
+        <w:tc>
+          <w:tcPr>
+            <w:tcW w:type="dxa" w:w="1234"/>
+          </w:tcPr>
+          <w:p>
+            <w:r>
+              <w:rPr>
+                <w:sz w:val="20"/>
+              </w:rPr>
+            </w:r>
+            <w:r>
+              <w:rPr>
+                <w:sz w:val="20"/>
+              </w:rPr>
+              <w:t>18.3 kWh pack, up to 197 hp/145 kW, 7.3 s, export PHEV configuration</w:t>
+            </w:r>
+          </w:p>
+        </w:tc>
+      </w:tr>
+      <w:tr>
+        <w:tc>
+          <w:tcPr>
+            <w:tcW w:type="dxa" w:w="1234"/>
           </w:tcPr>
           <w:p>
             <w:r>
@@ -1222,7 +1196,7 @@
         </w:tc>
         <w:tc>
           <w:tcPr>
-            <w:tcW w:type="dxa" w:w="1440"/>
+            <w:tcW w:type="dxa" w:w="1234"/>
           </w:tcPr>
           <w:p>
             <w:r>
@@ -1240,7 +1214,7 @@
         </w:tc>
         <w:tc>
           <w:tcPr>
-            <w:tcW w:type="dxa" w:w="1440"/>
+            <w:tcW w:type="dxa" w:w="1234"/>
           </w:tcPr>
           <w:p>
             <w:r>
@@ -1258,7 +1232,7 @@
         </w:tc>
         <w:tc>
           <w:tcPr>
-            <w:tcW w:type="dxa" w:w="1440"/>
+            <w:tcW w:type="dxa" w:w="1234"/>
           </w:tcPr>
           <w:p>
             <w:r>
@@ -1276,7 +1250,7 @@
         </w:tc>
         <w:tc>
           <w:tcPr>
-            <w:tcW w:type="dxa" w:w="1440"/>
+            <w:tcW w:type="dxa" w:w="1234"/>
           </w:tcPr>
           <w:p>
             <w:r>
@@ -1294,7 +1268,25 @@
         </w:tc>
         <w:tc>
           <w:tcPr>
-            <w:tcW w:type="dxa" w:w="1440"/>
+            <w:tcW w:type="dxa" w:w="1234"/>
+          </w:tcPr>
+          <w:p>
+            <w:r>
+              <w:rPr>
+                <w:sz w:val="20"/>
+              </w:rPr>
+            </w:r>
+            <w:r>
+              <w:rPr>
+                <w:sz w:val="20"/>
+              </w:rPr>
+              <w:t>CROSS_CHECKED</w:t>
+            </w:r>
+          </w:p>
+        </w:tc>
+        <w:tc>
+          <w:tcPr>
+            <w:tcW w:type="dxa" w:w="1234"/>
           </w:tcPr>
           <w:p>
             <w:r>
@@ -1314,7 +1306,7 @@
       <w:tr>
         <w:tc>
           <w:tcPr>
-            <w:tcW w:type="dxa" w:w="1440"/>
+            <w:tcW w:type="dxa" w:w="1234"/>
           </w:tcPr>
           <w:p>
             <w:r>
@@ -1326,13 +1318,13 @@
               <w:rPr>
                 <w:sz w:val="20"/>
               </w:rPr>
-              <w:t>Glory Edition launch news</w:t>
+              <w:t>Glory Edition launch / detail</w:t>
             </w:r>
           </w:p>
         </w:tc>
         <w:tc>
           <w:tcPr>
-            <w:tcW w:type="dxa" w:w="1440"/>
+            <w:tcW w:type="dxa" w:w="1234"/>
           </w:tcPr>
           <w:p>
             <w:r>
@@ -1350,7 +1342,7 @@
         </w:tc>
         <w:tc>
           <w:tcPr>
-            <w:tcW w:type="dxa" w:w="1440"/>
+            <w:tcW w:type="dxa" w:w="1234"/>
           </w:tcPr>
           <w:p>
             <w:r>
@@ -1368,7 +1360,7 @@
         </w:tc>
         <w:tc>
           <w:tcPr>
-            <w:tcW w:type="dxa" w:w="1440"/>
+            <w:tcW w:type="dxa" w:w="1234"/>
           </w:tcPr>
           <w:p>
             <w:r>
@@ -1380,13 +1372,13 @@
               <w:rPr>
                 <w:sz w:val="20"/>
               </w:rPr>
-              <w:t>https://chejiahao.m.autohome.com.cn/info/14654247</w:t>
+              <w:t>https://chejiahao.m.autohome.com.cn/info/18481020</w:t>
             </w:r>
           </w:p>
         </w:tc>
         <w:tc>
           <w:tcPr>
-            <w:tcW w:type="dxa" w:w="1440"/>
+            <w:tcW w:type="dxa" w:w="1234"/>
           </w:tcPr>
           <w:p>
             <w:r>
@@ -1404,7 +1396,7 @@
         </w:tc>
         <w:tc>
           <w:tcPr>
-            <w:tcW w:type="dxa" w:w="1440"/>
+            <w:tcW w:type="dxa" w:w="1234"/>
           </w:tcPr>
           <w:p>
             <w:r>
@@ -1416,15 +1408,13 @@
               <w:rPr>
                 <w:sz w:val="20"/>
               </w:rPr>
-              <w:t>Engine, both motor outputs, domestic price</w:t>
+              <w:t>CROSS_CHECKED</w:t>
             </w:r>
           </w:p>
         </w:tc>
-      </w:tr>
-      <w:tr>
         <w:tc>
           <w:tcPr>
-            <w:tcW w:type="dxa" w:w="1440"/>
+            <w:tcW w:type="dxa" w:w="1234"/>
           </w:tcPr>
           <w:p>
             <w:r>
@@ -1436,13 +1426,15 @@
               <w:rPr>
                 <w:sz w:val="20"/>
               </w:rPr>
-              <w:t>Qin Plus DM-i detailed article</w:t>
+              <w:t>145 kW/325 N·m, 18.32 kWh, combined-range quote</w:t>
             </w:r>
           </w:p>
         </w:tc>
+      </w:tr>
+      <w:tr>
         <w:tc>
           <w:tcPr>
-            <w:tcW w:type="dxa" w:w="1440"/>
+            <w:tcW w:type="dxa" w:w="1234"/>
           </w:tcPr>
           <w:p>
             <w:r>
@@ -1454,13 +1446,31 @@
               <w:rPr>
                 <w:sz w:val="20"/>
               </w:rPr>
-              <w:t>Autohome Chejiahao</w:t>
+              <w:t>Qin Plus config</w:t>
             </w:r>
           </w:p>
         </w:tc>
         <w:tc>
           <w:tcPr>
-            <w:tcW w:type="dxa" w:w="1440"/>
+            <w:tcW w:type="dxa" w:w="1234"/>
+          </w:tcPr>
+          <w:p>
+            <w:r>
+              <w:rPr>
+                <w:sz w:val="20"/>
+              </w:rPr>
+            </w:r>
+            <w:r>
+              <w:rPr>
+                <w:sz w:val="20"/>
+              </w:rPr>
+              <w:t>Xcar (爱卡) / PCauto / Guazi</w:t>
+            </w:r>
+          </w:p>
+        </w:tc>
+        <w:tc>
+          <w:tcPr>
+            <w:tcW w:type="dxa" w:w="1234"/>
           </w:tcPr>
           <w:p>
             <w:r>
@@ -1478,7 +1488,7 @@
         </w:tc>
         <w:tc>
           <w:tcPr>
-            <w:tcW w:type="dxa" w:w="1440"/>
+            <w:tcW w:type="dxa" w:w="1234"/>
           </w:tcPr>
           <w:p>
             <w:r>
@@ -1490,13 +1500,13 @@
               <w:rPr>
                 <w:sz w:val="20"/>
               </w:rPr>
-              <w:t>https://chejiahao.m.autohome.com.cn/info/18481020</w:t>
+              <w:t>https://newcar.xcar.com.cn/m72508/config.htm</w:t>
             </w:r>
           </w:p>
         </w:tc>
         <w:tc>
           <w:tcPr>
-            <w:tcW w:type="dxa" w:w="1440"/>
+            <w:tcW w:type="dxa" w:w="1234"/>
           </w:tcPr>
           <w:p>
             <w:r>
@@ -1514,7 +1524,7 @@
         </w:tc>
         <w:tc>
           <w:tcPr>
-            <w:tcW w:type="dxa" w:w="1440"/>
+            <w:tcW w:type="dxa" w:w="1234"/>
           </w:tcPr>
           <w:p>
             <w:r>
@@ -1526,15 +1536,13 @@
               <w:rPr>
                 <w:sz w:val="20"/>
               </w:rPr>
-              <w:t>145 kW/325 N·m, 18.32 kWh, combined 1245 km</w:t>
+              <w:t>CROSS_CHECKED</w:t>
             </w:r>
           </w:p>
         </w:tc>
-      </w:tr>
-      <w:tr>
         <w:tc>
           <w:tcPr>
-            <w:tcW w:type="dxa" w:w="1440"/>
+            <w:tcW w:type="dxa" w:w="1234"/>
           </w:tcPr>
           <w:p>
             <w:r>
@@ -1546,427 +1554,7 @@
               <w:rPr>
                 <w:sz w:val="20"/>
               </w:rPr>
-              <w:t>120 version config</w:t>
-            </w:r>
-          </w:p>
-        </w:tc>
-        <w:tc>
-          <w:tcPr>
-            <w:tcW w:type="dxa" w:w="1440"/>
-          </w:tcPr>
-          <w:p>
-            <w:r>
-              <w:rPr>
-                <w:sz w:val="20"/>
-              </w:rPr>
-            </w:r>
-            <w:r>
-              <w:rPr>
-                <w:sz w:val="20"/>
-              </w:rPr>
-              <w:t>Autohome dealer</w:t>
-            </w:r>
-          </w:p>
-        </w:tc>
-        <w:tc>
-          <w:tcPr>
-            <w:tcW w:type="dxa" w:w="1440"/>
-          </w:tcPr>
-          <w:p>
-            <w:r>
-              <w:rPr>
-                <w:sz w:val="20"/>
-              </w:rPr>
-            </w:r>
-            <w:r>
-              <w:rPr>
-                <w:sz w:val="20"/>
-              </w:rPr>
-              <w:t>CN</w:t>
-            </w:r>
-          </w:p>
-        </w:tc>
-        <w:tc>
-          <w:tcPr>
-            <w:tcW w:type="dxa" w:w="1440"/>
-          </w:tcPr>
-          <w:p>
-            <w:r>
-              <w:rPr>
-                <w:sz w:val="20"/>
-              </w:rPr>
-            </w:r>
-            <w:r>
-              <w:rPr>
-                <w:sz w:val="20"/>
-              </w:rPr>
-              <w:t>https://dealer.autohome.com.cn/2149875/spec_66745.html</w:t>
-            </w:r>
-          </w:p>
-        </w:tc>
-        <w:tc>
-          <w:tcPr>
-            <w:tcW w:type="dxa" w:w="1440"/>
-          </w:tcPr>
-          <w:p>
-            <w:r>
-              <w:rPr>
-                <w:sz w:val="20"/>
-              </w:rPr>
-            </w:r>
-            <w:r>
-              <w:rPr>
-                <w:sz w:val="20"/>
-              </w:rPr>
-              <w:t>2026-09-02</w:t>
-            </w:r>
-          </w:p>
-        </w:tc>
-        <w:tc>
-          <w:tcPr>
-            <w:tcW w:type="dxa" w:w="1440"/>
-          </w:tcPr>
-          <w:p>
-            <w:r>
-              <w:rPr>
-                <w:sz w:val="20"/>
-              </w:rPr>
-            </w:r>
-            <w:r>
-              <w:rPr>
-                <w:sz w:val="20"/>
-              </w:rPr>
-              <w:t>Wheelbase, NEDC/WLTC range</w:t>
-            </w:r>
-          </w:p>
-        </w:tc>
-      </w:tr>
-      <w:tr>
-        <w:tc>
-          <w:tcPr>
-            <w:tcW w:type="dxa" w:w="1440"/>
-          </w:tcPr>
-          <w:p>
-            <w:r>
-              <w:rPr>
-                <w:sz w:val="20"/>
-              </w:rPr>
-            </w:r>
-            <w:r>
-              <w:rPr>
-                <w:sz w:val="20"/>
-              </w:rPr>
-              <w:t>Qin Plus parameter page</w:t>
-            </w:r>
-          </w:p>
-        </w:tc>
-        <w:tc>
-          <w:tcPr>
-            <w:tcW w:type="dxa" w:w="1440"/>
-          </w:tcPr>
-          <w:p>
-            <w:r>
-              <w:rPr>
-                <w:sz w:val="20"/>
-              </w:rPr>
-            </w:r>
-            <w:r>
-              <w:rPr>
-                <w:sz w:val="20"/>
-              </w:rPr>
-              <w:t>Guazi (瓜子二手车)</w:t>
-            </w:r>
-          </w:p>
-        </w:tc>
-        <w:tc>
-          <w:tcPr>
-            <w:tcW w:type="dxa" w:w="1440"/>
-          </w:tcPr>
-          <w:p>
-            <w:r>
-              <w:rPr>
-                <w:sz w:val="20"/>
-              </w:rPr>
-            </w:r>
-            <w:r>
-              <w:rPr>
-                <w:sz w:val="20"/>
-              </w:rPr>
-              <w:t>CN</w:t>
-            </w:r>
-          </w:p>
-        </w:tc>
-        <w:tc>
-          <w:tcPr>
-            <w:tcW w:type="dxa" w:w="1440"/>
-          </w:tcPr>
-          <w:p>
-            <w:r>
-              <w:rPr>
-                <w:sz w:val="20"/>
-              </w:rPr>
-            </w:r>
-            <w:r>
-              <w:rPr>
-                <w:sz w:val="20"/>
-              </w:rPr>
-              <w:t>https://m.guazi.com/qichecanshu/c163518812263347.html</w:t>
-            </w:r>
-          </w:p>
-        </w:tc>
-        <w:tc>
-          <w:tcPr>
-            <w:tcW w:type="dxa" w:w="1440"/>
-          </w:tcPr>
-          <w:p>
-            <w:r>
-              <w:rPr>
-                <w:sz w:val="20"/>
-              </w:rPr>
-            </w:r>
-            <w:r>
-              <w:rPr>
-                <w:sz w:val="20"/>
-              </w:rPr>
-              <w:t>2026-09-02</w:t>
-            </w:r>
-          </w:p>
-        </w:tc>
-        <w:tc>
-          <w:tcPr>
-            <w:tcW w:type="dxa" w:w="1440"/>
-          </w:tcPr>
-          <w:p>
-            <w:r>
-              <w:rPr>
-                <w:sz w:val="20"/>
-              </w:rPr>
-            </w:r>
-            <w:r>
-              <w:rPr>
-                <w:sz w:val="20"/>
-              </w:rPr>
-              <w:t>8.32 kWh battery, 132 kW/316 N·m</w:t>
-            </w:r>
-          </w:p>
-        </w:tc>
-      </w:tr>
-      <w:tr>
-        <w:tc>
-          <w:tcPr>
-            <w:tcW w:type="dxa" w:w="1440"/>
-          </w:tcPr>
-          <w:p>
-            <w:r>
-              <w:rPr>
-                <w:sz w:val="20"/>
-              </w:rPr>
-            </w:r>
-            <w:r>
-              <w:rPr>
-                <w:sz w:val="20"/>
-              </w:rPr>
-              <w:t>Qin Plus config</w:t>
-            </w:r>
-          </w:p>
-        </w:tc>
-        <w:tc>
-          <w:tcPr>
-            <w:tcW w:type="dxa" w:w="1440"/>
-          </w:tcPr>
-          <w:p>
-            <w:r>
-              <w:rPr>
-                <w:sz w:val="20"/>
-              </w:rPr>
-            </w:r>
-            <w:r>
-              <w:rPr>
-                <w:sz w:val="20"/>
-              </w:rPr>
-              <w:t>Xcar (爱卡汽车)</w:t>
-            </w:r>
-          </w:p>
-        </w:tc>
-        <w:tc>
-          <w:tcPr>
-            <w:tcW w:type="dxa" w:w="1440"/>
-          </w:tcPr>
-          <w:p>
-            <w:r>
-              <w:rPr>
-                <w:sz w:val="20"/>
-              </w:rPr>
-            </w:r>
-            <w:r>
-              <w:rPr>
-                <w:sz w:val="20"/>
-              </w:rPr>
-              <w:t>CN</w:t>
-            </w:r>
-          </w:p>
-        </w:tc>
-        <w:tc>
-          <w:tcPr>
-            <w:tcW w:type="dxa" w:w="1440"/>
-          </w:tcPr>
-          <w:p>
-            <w:r>
-              <w:rPr>
-                <w:sz w:val="20"/>
-              </w:rPr>
-            </w:r>
-            <w:r>
-              <w:rPr>
-                <w:sz w:val="20"/>
-              </w:rPr>
-              <w:t>https://newcar.xcar.com.cn/m72508/config.htm</w:t>
-            </w:r>
-          </w:p>
-        </w:tc>
-        <w:tc>
-          <w:tcPr>
-            <w:tcW w:type="dxa" w:w="1440"/>
-          </w:tcPr>
-          <w:p>
-            <w:r>
-              <w:rPr>
-                <w:sz w:val="20"/>
-              </w:rPr>
-            </w:r>
-            <w:r>
-              <w:rPr>
-                <w:sz w:val="20"/>
-              </w:rPr>
-              <w:t>2026-09-02</w:t>
-            </w:r>
-          </w:p>
-        </w:tc>
-        <w:tc>
-          <w:tcPr>
-            <w:tcW w:type="dxa" w:w="1440"/>
-          </w:tcPr>
-          <w:p>
-            <w:r>
-              <w:rPr>
-                <w:sz w:val="20"/>
-              </w:rPr>
-            </w:r>
-            <w:r>
-              <w:rPr>
-                <w:sz w:val="20"/>
-              </w:rPr>
-              <w:t>Curb weight 1620 kg, wheelbase</w:t>
-            </w:r>
-          </w:p>
-        </w:tc>
-      </w:tr>
-      <w:tr>
-        <w:tc>
-          <w:tcPr>
-            <w:tcW w:type="dxa" w:w="1440"/>
-          </w:tcPr>
-          <w:p>
-            <w:r>
-              <w:rPr>
-                <w:sz w:val="20"/>
-              </w:rPr>
-            </w:r>
-            <w:r>
-              <w:rPr>
-                <w:sz w:val="20"/>
-              </w:rPr>
-              <w:t>Qin Plus config</w:t>
-            </w:r>
-          </w:p>
-        </w:tc>
-        <w:tc>
-          <w:tcPr>
-            <w:tcW w:type="dxa" w:w="1440"/>
-          </w:tcPr>
-          <w:p>
-            <w:r>
-              <w:rPr>
-                <w:sz w:val="20"/>
-              </w:rPr>
-            </w:r>
-            <w:r>
-              <w:rPr>
-                <w:sz w:val="20"/>
-              </w:rPr>
-              <w:t>PCauto (太平洋汽车)</w:t>
-            </w:r>
-          </w:p>
-        </w:tc>
-        <w:tc>
-          <w:tcPr>
-            <w:tcW w:type="dxa" w:w="1440"/>
-          </w:tcPr>
-          <w:p>
-            <w:r>
-              <w:rPr>
-                <w:sz w:val="20"/>
-              </w:rPr>
-            </w:r>
-            <w:r>
-              <w:rPr>
-                <w:sz w:val="20"/>
-              </w:rPr>
-              <w:t>CN</w:t>
-            </w:r>
-          </w:p>
-        </w:tc>
-        <w:tc>
-          <w:tcPr>
-            <w:tcW w:type="dxa" w:w="1440"/>
-          </w:tcPr>
-          <w:p>
-            <w:r>
-              <w:rPr>
-                <w:sz w:val="20"/>
-              </w:rPr>
-            </w:r>
-            <w:r>
-              <w:rPr>
-                <w:sz w:val="20"/>
-              </w:rPr>
-              <w:t>https://price.pcauto.com.cn/m126873/config.html</w:t>
-            </w:r>
-          </w:p>
-        </w:tc>
-        <w:tc>
-          <w:tcPr>
-            <w:tcW w:type="dxa" w:w="1440"/>
-          </w:tcPr>
-          <w:p>
-            <w:r>
-              <w:rPr>
-                <w:sz w:val="20"/>
-              </w:rPr>
-            </w:r>
-            <w:r>
-              <w:rPr>
-                <w:sz w:val="20"/>
-              </w:rPr>
-              <w:t>2026-09-02</w:t>
-            </w:r>
-          </w:p>
-        </w:tc>
-        <w:tc>
-          <w:tcPr>
-            <w:tcW w:type="dxa" w:w="1440"/>
-          </w:tcPr>
-          <w:p>
-            <w:r>
-              <w:rPr>
-                <w:sz w:val="20"/>
-              </w:rPr>
-            </w:r>
-            <w:r>
-              <w:rPr>
-                <w:sz w:val="20"/>
-              </w:rPr>
-              <w:t>Wheelbase, fuel use, acceleration</w:t>
+              <w:t>Curb weight, wheelbase, NEDC/WLTC, battery</w:t>
             </w:r>
           </w:p>
         </w:tc>
@@ -1977,7 +1565,7 @@
         <w:rPr>
           <w:i/>
         </w:rPr>
-        <w:t>Verification note: core specs CROSS_CHECKED across independent Chinese databases; no single BYD brand-official page was captured in Stage 1. Combined 1245 km is SINGLE_SOURCE. Export-market (e.g., Seal 05 DM-i) figures are not asserted.</w:t>
+        <w:t>Confidence note: the large-battery output/pack is VERIFIED on BYD's own export page; detailed China version figures are CROSS_CHECKED. The ~1245 km combined figure is SINGLE_SOURCE and a Chinese-cycle combined number. Export (Seal 05 DM-i) figures are not asserted from Chinese data.</w:t>
       </w:r>
     </w:p>
     <w:p>
@@ -1996,10 +1584,10 @@
         <w:rPr>
           <w:b/>
         </w:rPr>
-        <w:t>Reviewed by</w:t>
+        <w:t>Author / reviewer</w:t>
       </w:r>
       <w:r>
-        <w:t>: AutoBridge Export Sourcing Team</w:t>
+        <w:t>: [AutoBridge Export Sourcing Team](/authors/autobridge-export-sourcing-team/) · method per our [Editorial Policy](/about/editorial-policy/)</w:t>
       </w:r>
     </w:p>
     <w:p>
@@ -2013,7 +1601,16 @@
         <w:t>Last reviewed</w:t>
       </w:r>
       <w:r>
-        <w:t>: 2026-09-02</w:t>
+        <w:t xml:space="preserve">: 2026-09-02 · </w:t>
+      </w:r>
+      <w:r>
+        <w:rPr>
+          <w:b/>
+        </w:rPr>
+        <w:t>Second-round source revision</w:t>
+      </w:r>
+      <w:r>
+        <w:t>: 2026-09-03 (BYD-official export page added; PHEV engine/motor/battery/mode structure made explicit; URL evergreen)</w:t>
       </w:r>
     </w:p>
     <w:p>
@@ -2027,7 +1624,7 @@
         <w:t>Reference market</w:t>
       </w:r>
       <w:r>
-        <w:t>: China, 2024 Glory Edition PHEV</w:t>
+        <w:t>: China 2024 Glory Edition PHEV (export platform names vary)</w:t>
       </w:r>
     </w:p>
     <w:p>
@@ -2041,7 +1638,7 @@
         <w:t>Verification method</w:t>
       </w:r>
       <w:r>
-        <w:t>: Multi-database cross-check; single-source and cycle-specific figures labelled</w:t>
+        <w:t>: OEM export page + multi-database cross-check; electric vs combined range and test cycles kept distinct</w:t>
       </w:r>
     </w:p>
     <w:p>
@@ -2052,10 +1649,10 @@
         <w:rPr>
           <w:b/>
         </w:rPr>
-        <w:t>Content status</w:t>
+        <w:t>Quality gates</w:t>
       </w:r>
       <w:r>
-        <w:t>: QA_PASS (Master/EN)</w:t>
+        <w:t>: EDITORIAL_QA_PASS=PASS · FACT_SOURCE_PASS=PASS (OEM source added) · SEO_PASS=PASS (evergreen URL) · CODEX_REVIEW_PASS=PENDING (independent Codex review) · PUBLISH_APPROVED=FALSE until Codex sign-off</w:t>
       </w:r>
     </w:p>
     <w:sectPr>

--- a/deliveries/2026-09-02/01_Vehicle_Pages/VEH_20260902_03_BYD_Qin_Plus_DMi_2024.docx
+++ b/deliveries/2026-09-02/01_Vehicle_Pages/VEH_20260902_03_BYD_Qin_Plus_DMi_2024.docx
@@ -43,7 +43,7 @@
         <w:t>Meta Description</w:t>
       </w:r>
       <w:r>
-        <w:t>: BYD Qin Plus DM-i (export Seal 05 DM-i) explained for importers — how the 1.5L engine, electric motor, 8.32/18.32 kWh battery, E-CVT and operating modes combine, and why 55 vs 120 must be fixed by VIN.</w:t>
+        <w:t>: BYD Qin Plus DM-i explained for importers — how the 1.5L engine, electric motor, 8.32/18.32 kWh battery, E-CVT and operating modes combine, and why 55 vs 120 must be fixed by VIN.</w:t>
       </w:r>
     </w:p>
     <w:p>
@@ -99,7 +99,7 @@
         <w:t>Secondary Search Terms</w:t>
       </w:r>
       <w:r>
-        <w:t>: Qin Plus DM-i 55 vs 120, BYD DM-i plug-in hybrid, Qin Plus 18.32 kWh, BYD Seal 05 DM-i export, PHEV NEDC WLTC range, Chinese PHEV sedan export</w:t>
+        <w:t>: Qin Plus DM-i 55 vs 120, BYD DM-i plug-in hybrid, Qin Plus 18.32 kWh, Qin Plus DM-i overseas/Bahrain market, PHEV NEDC WLTC range, Chinese PHEV sedan export</w:t>
       </w:r>
     </w:p>
     <w:p>
@@ -208,7 +208,34 @@
         <w:t>2024 Glory Edition (荣耀版) China build (REFERENCE MARKET: CHINA)</w:t>
       </w:r>
       <w:r>
-        <w:t>; the platform appears in selected export markets (e.g., Seal 05 DM-i), whose official specs govern those cars.</w:t>
+        <w:t xml:space="preserve">. BYD also presents a </w:t>
+      </w:r>
+      <w:r>
+        <w:rPr>
+          <w:b/>
+        </w:rPr>
+        <w:t>Qin Plus DM-i</w:t>
+      </w:r>
+      <w:r>
+        <w:t xml:space="preserve"> on selected overseas market pages; those regional official specs govern those cars. </w:t>
+      </w:r>
+      <w:r>
+        <w:rPr>
+          <w:b/>
+        </w:rPr>
+        <w:t>Model-identity rule:</w:t>
+      </w:r>
+      <w:r>
+        <w:t xml:space="preserve"> a differently named BYD PHEV is treated as a </w:t>
+      </w:r>
+      <w:r>
+        <w:rPr>
+          <w:i/>
+        </w:rPr>
+        <w:t>related</w:t>
+      </w:r>
+      <w:r>
+        <w:t xml:space="preserve"> model, not the same model, unless BYD explicitly states the alias — shared platform, powertrain or appearance is not proof of SAME_MODEL.</w:t>
       </w:r>
     </w:p>
     <w:p>
@@ -528,7 +555,7 @@
         <w:rPr>
           <w:b/>
         </w:rPr>
-        <w:t>BYD's own export-market page (VERIFIED)</w:t>
+        <w:t>BYD's own regional Qin Plus DM-i page for Bahrain (en-bh, VERIFIED, scope limited to that named model)</w:t>
       </w:r>
       <w:r>
         <w:t>; China version figures (8.32/18.32 kWh, 132/145 kW, NEDC/WLTC) are cross-checked across Chinese databases (CROSS_CHECKED). The 120 is both quicker and heavier (curb ~1620 kg for the 120KM 领先型).</w:t>
@@ -670,16 +697,16 @@
     </w:p>
     <w:p>
       <w:r>
-        <w:t xml:space="preserve">Parameter sites list 55 and 120 rows but leave the importer to untangle cycles and modes. AutoBridge produces a </w:t>
+        <w:t xml:space="preserve">Parameter sites list 55 and 120 rows but leave the importer to untangle cycles and modes. The recommended method is a </w:t>
       </w:r>
       <w:r>
         <w:rPr>
           <w:b/>
         </w:rPr>
-        <w:t>VIN-level sheet that binds motor output, battery kWh, electric-range cycle and charge capability together</w:t>
+        <w:t>VIN-level note binding motor output, battery kWh, electric-range cycle and charge capability together</w:t>
       </w:r>
       <w:r>
-        <w:t>, flags grades where DC charging is absent (a frequent order error on the small-battery car), and states electric vs combined range separately so a PHEV is never advertised on its combined number as if it were EV range.</w:t>
+        <w:t>, flagging grades where DC fast charging is absent (a common order error on the small-battery car), and stating electric vs combined range separately so a PHEV is never advertised on its combined number as if it were EV range.</w:t>
       </w:r>
     </w:p>
     <w:p>
@@ -858,7 +885,7 @@
         <w:t>Is it sold abroad?</w:t>
       </w:r>
       <w:r>
-        <w:t xml:space="preserve"> The platform appears in selected markets (e.g., Seal 05 DM-i); use destination official specs rather than treating Chinese sheets as global.</w:t>
+        <w:t xml:space="preserve"> BYD presents a Qin Plus DM-i on selected overseas market pages; use the destination official sheet. Any different export nameplate requires explicit BYD confirmation — a related-looking BYD PHEV is not assumed to be the same model.</w:t>
       </w:r>
     </w:p>
     <w:p>
@@ -1048,7 +1075,7 @@
               <w:rPr>
                 <w:sz w:val="20"/>
               </w:rPr>
-              <w:t>BYD QIN PLUS DM-i official export page</w:t>
+              <w:t>BYD QIN PLUS DM-i official regional page (en-bh = Bahrain country site)</w:t>
             </w:r>
           </w:p>
         </w:tc>
@@ -1097,7 +1124,14 @@
               <w:rPr>
                 <w:sz w:val="20"/>
               </w:rPr>
-              <w:t>Export/UAE</w:t>
+              <w:t xml:space="preserve">Export / </w:t>
+            </w:r>
+            <w:r>
+              <w:rPr>
+                <w:b/>
+                <w:sz w:val="20"/>
+              </w:rPr>
+              <w:t>Bahrain (regional en-bh page; not UAE)</w:t>
             </w:r>
           </w:p>
         </w:tc>
@@ -1152,7 +1186,7 @@
                 <w:b/>
                 <w:sz w:val="20"/>
               </w:rPr>
-              <w:t>VERIFIED</w:t>
+              <w:t>VERIFIED (scope: this named Qin Plus DM-i only)</w:t>
             </w:r>
           </w:p>
         </w:tc>
@@ -1170,7 +1204,7 @@
               <w:rPr>
                 <w:sz w:val="20"/>
               </w:rPr>
-              <w:t>18.3 kWh pack, up to 197 hp/145 kW, 7.3 s, export PHEV configuration</w:t>
+              <w:t>18.3 kWh pack, up to 197 hp/145 kW, 7.3 s for the named Qin Plus DM-i</w:t>
             </w:r>
           </w:p>
         </w:tc>
@@ -1565,7 +1599,7 @@
         <w:rPr>
           <w:i/>
         </w:rPr>
-        <w:t>Confidence note: the large-battery output/pack is VERIFIED on BYD's own export page; detailed China version figures are CROSS_CHECKED. The ~1245 km combined figure is SINGLE_SOURCE and a Chinese-cycle combined number. Export (Seal 05 DM-i) figures are not asserted from Chinese data.</w:t>
+        <w:t>Confidence note (AutoBridge standard): the large-battery output/pack is VERIFIED on BYD's own regional Qin Plus DM-i page (en-bh/Bahrain); detailed China version figures are CROSS_CHECKED. The ~1245 km combined figure is SINGLE_SOURCE and a Chinese-cycle combined number. Overseas figures are used only from BYD pages that explicitly name "Qin Plus DM-i"; no SAME_MODEL relationship to any differently named BYD PHEV is inferred without explicit OEM proof (RELATED_MODEL ≠ SAME_MODEL).</w:t>
       </w:r>
     </w:p>
     <w:p>
@@ -1587,7 +1621,7 @@
         <w:t>Author / reviewer</w:t>
       </w:r>
       <w:r>
-        <w:t>: [AutoBridge Export Sourcing Team](/authors/autobridge-export-sourcing-team/) · method per our [Editorial Policy](/about/editorial-policy/)</w:t>
+        <w:t>: [AutoBridge Export Sourcing Team](/authors/) · method per our [Editorial Policy](/editorial-policy/)</w:t>
       </w:r>
     </w:p>
     <w:p>
@@ -1602,6 +1636,15 @@
       </w:r>
       <w:r>
         <w:t xml:space="preserve">: 2026-09-02 · </w:t>
+      </w:r>
+      <w:r>
+        <w:rPr>
+          <w:b/>
+        </w:rPr>
+        <w:t>R3 (2026-09-03): en-bh source corrected to Bahrain (not UAE); Seal 05 same-model inference removed (RELATED_MODEL ≠ SAME_MODEL)</w:t>
+      </w:r>
+      <w:r>
+        <w:t xml:space="preserve"> · </w:t>
       </w:r>
       <w:r>
         <w:rPr>

--- a/deliveries/2026-09-02/01_Vehicle_Pages/VEH_20260902_03_BYD_Qin_Plus_DMi_2024.docx
+++ b/deliveries/2026-09-02/01_Vehicle_Pages/VEH_20260902_03_BYD_Qin_Plus_DMi_2024.docx
@@ -4,7 +4,7 @@
   <w:body>
     <w:p>
       <w:pPr>
-        <w:pStyle w:val="Title"/>
+        <w:pStyle w:val="Heading1"/>
       </w:pPr>
       <w:r>
         <w:t>BYD Qin Plus DM-i — PHEV Architecture, Two Battery Versions and Export Checks</w:t>
@@ -12,7 +12,7 @@
     </w:p>
     <w:p>
       <w:pPr>
-        <w:pStyle w:val="Heading1"/>
+        <w:pStyle w:val="Heading2"/>
       </w:pPr>
       <w:r>
         <w:t>SEO Metadata</w:t>
@@ -146,7 +146,7 @@
     </w:p>
     <w:p>
       <w:pPr>
-        <w:pStyle w:val="Heading1"/>
+        <w:pStyle w:val="Heading2"/>
       </w:pPr>
       <w:r>
         <w:t>Why a DM-i Has to Be Specified as a System</w:t>
@@ -226,21 +226,12 @@
         <w:t>Model-identity rule:</w:t>
       </w:r>
       <w:r>
-        <w:t xml:space="preserve"> a differently named BYD PHEV is treated as a </w:t>
-      </w:r>
-      <w:r>
-        <w:rPr>
-          <w:i/>
-        </w:rPr>
-        <w:t>related</w:t>
-      </w:r>
-      <w:r>
-        <w:t xml:space="preserve"> model, not the same model, unless BYD explicitly states the alias — shared platform, powertrain or appearance is not proof of SAME_MODEL.</w:t>
+        <w:t xml:space="preserve"> a differently named BYD PHEV is treated as a *related* model, not the same model, unless BYD explicitly states the alias — shared platform, powertrain or appearance is not proof of SAME_MODEL.</w:t>
       </w:r>
     </w:p>
     <w:p>
       <w:pPr>
-        <w:pStyle w:val="Heading1"/>
+        <w:pStyle w:val="Heading2"/>
       </w:pPr>
       <w:r>
         <w:t>The Two Versions Side by Side</w:t>
@@ -248,7 +239,7 @@
     </w:p>
     <w:tbl>
       <w:tblPr>
-        <w:tblStyle w:val="TableGrid"/>
+        <w:tblStyle w:val="LightGrid-Accent1"/>
         <w:tblW w:type="auto" w:w="0"/>
         <w:tblLook w:firstColumn="1" w:firstRow="1" w:lastColumn="0" w:lastRow="0" w:noHBand="0" w:noVBand="1" w:val="04A0"/>
       </w:tblPr>
@@ -261,20 +252,9 @@
         <w:tc>
           <w:tcPr>
             <w:tcW w:type="dxa" w:w="2880"/>
-            <w:shd w:val="clear" w:fill="EAF0F6"/>
           </w:tcPr>
           <w:p>
             <w:r>
-              <w:rPr>
-                <w:b/>
-                <w:sz w:val="20"/>
-              </w:rPr>
-            </w:r>
-            <w:r>
-              <w:rPr>
-                <w:b/>
-                <w:sz w:val="20"/>
-              </w:rPr>
               <w:t>Item</w:t>
             </w:r>
           </w:p>
@@ -282,20 +262,9 @@
         <w:tc>
           <w:tcPr>
             <w:tcW w:type="dxa" w:w="2880"/>
-            <w:shd w:val="clear" w:fill="EAF0F6"/>
           </w:tcPr>
           <w:p>
             <w:r>
-              <w:rPr>
-                <w:b/>
-                <w:sz w:val="20"/>
-              </w:rPr>
-            </w:r>
-            <w:r>
-              <w:rPr>
-                <w:b/>
-                <w:sz w:val="20"/>
-              </w:rPr>
               <w:t>55 version</w:t>
             </w:r>
           </w:p>
@@ -303,20 +272,9 @@
         <w:tc>
           <w:tcPr>
             <w:tcW w:type="dxa" w:w="2880"/>
-            <w:shd w:val="clear" w:fill="EAF0F6"/>
           </w:tcPr>
           <w:p>
             <w:r>
-              <w:rPr>
-                <w:b/>
-                <w:sz w:val="20"/>
-              </w:rPr>
-            </w:r>
-            <w:r>
-              <w:rPr>
-                <w:b/>
-                <w:sz w:val="20"/>
-              </w:rPr>
               <w:t>120 version</w:t>
             </w:r>
           </w:p>
@@ -329,14 +287,6 @@
           </w:tcPr>
           <w:p>
             <w:r>
-              <w:rPr>
-                <w:sz w:val="20"/>
-              </w:rPr>
-            </w:r>
-            <w:r>
-              <w:rPr>
-                <w:sz w:val="20"/>
-              </w:rPr>
               <w:t>Front drive motor (PMSM)</w:t>
             </w:r>
           </w:p>
@@ -347,14 +297,6 @@
           </w:tcPr>
           <w:p>
             <w:r>
-              <w:rPr>
-                <w:sz w:val="20"/>
-              </w:rPr>
-            </w:r>
-            <w:r>
-              <w:rPr>
-                <w:sz w:val="20"/>
-              </w:rPr>
               <w:t>132 kW (180 PS) / 316 N·m</w:t>
             </w:r>
           </w:p>
@@ -365,14 +307,6 @@
           </w:tcPr>
           <w:p>
             <w:r>
-              <w:rPr>
-                <w:sz w:val="20"/>
-              </w:rPr>
-            </w:r>
-            <w:r>
-              <w:rPr>
-                <w:sz w:val="20"/>
-              </w:rPr>
               <w:t>145 kW (197 PS) / 325 N·m</w:t>
             </w:r>
           </w:p>
@@ -385,14 +319,6 @@
           </w:tcPr>
           <w:p>
             <w:r>
-              <w:rPr>
-                <w:sz w:val="20"/>
-              </w:rPr>
-            </w:r>
-            <w:r>
-              <w:rPr>
-                <w:sz w:val="20"/>
-              </w:rPr>
               <w:t>LFP Blade Battery</w:t>
             </w:r>
           </w:p>
@@ -403,14 +329,6 @@
           </w:tcPr>
           <w:p>
             <w:r>
-              <w:rPr>
-                <w:sz w:val="20"/>
-              </w:rPr>
-            </w:r>
-            <w:r>
-              <w:rPr>
-                <w:sz w:val="20"/>
-              </w:rPr>
               <w:t>8.32 kWh</w:t>
             </w:r>
           </w:p>
@@ -421,14 +339,6 @@
           </w:tcPr>
           <w:p>
             <w:r>
-              <w:rPr>
-                <w:sz w:val="20"/>
-              </w:rPr>
-            </w:r>
-            <w:r>
-              <w:rPr>
-                <w:sz w:val="20"/>
-              </w:rPr>
               <w:t>18.32 kWh</w:t>
             </w:r>
           </w:p>
@@ -441,14 +351,6 @@
           </w:tcPr>
           <w:p>
             <w:r>
-              <w:rPr>
-                <w:sz w:val="20"/>
-              </w:rPr>
-            </w:r>
-            <w:r>
-              <w:rPr>
-                <w:sz w:val="20"/>
-              </w:rPr>
               <w:t>Electric-only range</w:t>
             </w:r>
           </w:p>
@@ -459,14 +361,6 @@
           </w:tcPr>
           <w:p>
             <w:r>
-              <w:rPr>
-                <w:sz w:val="20"/>
-              </w:rPr>
-            </w:r>
-            <w:r>
-              <w:rPr>
-                <w:sz w:val="20"/>
-              </w:rPr>
               <w:t>55 km NEDC / 46 km WLTC</w:t>
             </w:r>
           </w:p>
@@ -477,14 +371,6 @@
           </w:tcPr>
           <w:p>
             <w:r>
-              <w:rPr>
-                <w:sz w:val="20"/>
-              </w:rPr>
-            </w:r>
-            <w:r>
-              <w:rPr>
-                <w:sz w:val="20"/>
-              </w:rPr>
               <w:t>120 km NEDC / 101 km WLTC</w:t>
             </w:r>
           </w:p>
@@ -497,14 +383,6 @@
           </w:tcPr>
           <w:p>
             <w:r>
-              <w:rPr>
-                <w:sz w:val="20"/>
-              </w:rPr>
-            </w:r>
-            <w:r>
-              <w:rPr>
-                <w:sz w:val="20"/>
-              </w:rPr>
               <w:t>0–100 km/h</w:t>
             </w:r>
           </w:p>
@@ -515,14 +393,6 @@
           </w:tcPr>
           <w:p>
             <w:r>
-              <w:rPr>
-                <w:sz w:val="20"/>
-              </w:rPr>
-            </w:r>
-            <w:r>
-              <w:rPr>
-                <w:sz w:val="20"/>
-              </w:rPr>
               <w:t>7.9 s</w:t>
             </w:r>
           </w:p>
@@ -533,20 +403,13 @@
           </w:tcPr>
           <w:p>
             <w:r>
-              <w:rPr>
-                <w:sz w:val="20"/>
-              </w:rPr>
-            </w:r>
-            <w:r>
-              <w:rPr>
-                <w:sz w:val="20"/>
-              </w:rPr>
               <w:t>7.3 s</w:t>
             </w:r>
           </w:p>
         </w:tc>
       </w:tr>
     </w:tbl>
+    <w:p/>
     <w:p>
       <w:r>
         <w:t xml:space="preserve">The 145 kW / 197 PS output of the larger-battery car and its ~18.3 kWh pack are corroborated on </w:t>
@@ -563,7 +426,7 @@
     </w:p>
     <w:p>
       <w:pPr>
-        <w:pStyle w:val="Heading1"/>
+        <w:pStyle w:val="Heading2"/>
       </w:pPr>
       <w:r>
         <w:t>Engine and Operating Mode (the PHEV-specific questions)</w:t>
@@ -627,7 +490,7 @@
     </w:p>
     <w:p>
       <w:pPr>
-        <w:pStyle w:val="Heading1"/>
+        <w:pStyle w:val="Heading2"/>
       </w:pPr>
       <w:r>
         <w:t>Battery, Charging and Two-Range Discipline</w:t>
@@ -676,7 +539,7 @@
     </w:p>
     <w:p>
       <w:pPr>
-        <w:pStyle w:val="Heading1"/>
+        <w:pStyle w:val="Heading2"/>
       </w:pPr>
       <w:r>
         <w:t>Dimensions and Cabin</w:t>
@@ -689,7 +552,7 @@
     </w:p>
     <w:p>
       <w:pPr>
-        <w:pStyle w:val="Heading1"/>
+        <w:pStyle w:val="Heading2"/>
       </w:pPr>
       <w:r>
         <w:t>What AutoBridge Adds Beyond a Spec Table</w:t>
@@ -711,7 +574,7 @@
     </w:p>
     <w:p>
       <w:pPr>
-        <w:pStyle w:val="Heading1"/>
+        <w:pStyle w:val="Heading2"/>
       </w:pPr>
       <w:r>
         <w:t>Before Payment</w:t>
@@ -804,7 +667,7 @@
     </w:p>
     <w:p>
       <w:pPr>
-        <w:pStyle w:val="Heading1"/>
+        <w:pStyle w:val="Heading2"/>
       </w:pPr>
       <w:r>
         <w:t>Request a Current Export Quotation</w:t>
@@ -835,7 +698,7 @@
     </w:p>
     <w:p>
       <w:pPr>
-        <w:pStyle w:val="Heading1"/>
+        <w:pStyle w:val="Heading2"/>
       </w:pPr>
       <w:r>
         <w:t>Frequently Asked Questions</w:t>
@@ -849,8 +712,10 @@
         <w:t>What differs between the 55 and 120?</w:t>
       </w:r>
       <w:r>
-        <w:t xml:space="preserve"> The 120 has an 18.32 kWh battery, a stronger 145 kW motor, longer electric range and quicker acceleration; the 55 uses 8.32 kWh and 132 kW. </w:t>
+        <w:t xml:space="preserve"> The 120 has an 18.32 kWh battery, a stronger 145 kW motor, longer electric range and quicker acceleration; the 55 uses 8.32 kWh and 132 kW.</w:t>
       </w:r>
+    </w:p>
+    <w:p>
       <w:r>
         <w:rPr>
           <w:b/>
@@ -858,8 +723,10 @@
         <w:t>Is the 1.5L the main drive unit?</w:t>
       </w:r>
       <w:r>
-        <w:t xml:space="preserve"> In DM-i it is mainly a generator/assist; the electric motor provides primary drive. </w:t>
+        <w:t xml:space="preserve"> In DM-i it is mainly a generator/assist; the electric motor provides primary drive.</w:t>
       </w:r>
+    </w:p>
+    <w:p>
       <w:r>
         <w:rPr>
           <w:b/>
@@ -867,8 +734,10 @@
         <w:t>Why two electric-range numbers?</w:t>
       </w:r>
       <w:r>
-        <w:t xml:space="preserve"> China labels NEDC and WLTC (120 NEDC = 101 WLTC); always quote the cycle. </w:t>
+        <w:t xml:space="preserve"> China labels NEDC and WLTC (120 NEDC = 101 WLTC); always quote the cycle.</w:t>
       </w:r>
+    </w:p>
+    <w:p>
       <w:r>
         <w:rPr>
           <w:b/>
@@ -876,8 +745,10 @@
         <w:t>Is 1245 km electric range?</w:t>
       </w:r>
       <w:r>
-        <w:t xml:space="preserve"> No — it is a combined fuel+battery Chinese figure; electric-only is at most 120 km NEDC. </w:t>
+        <w:t xml:space="preserve"> No — it is a combined fuel+battery Chinese figure; electric-only is at most 120 km NEDC.</w:t>
       </w:r>
+    </w:p>
+    <w:p>
       <w:r>
         <w:rPr>
           <w:b/>
@@ -890,7 +761,255 @@
     </w:p>
     <w:p>
       <w:pPr>
-        <w:pStyle w:val="Heading1"/>
+        <w:pStyle w:val="Heading2"/>
+      </w:pPr>
+      <w:r>
+        <w:t>Image Record</w:t>
+      </w:r>
+    </w:p>
+    <w:p>
+      <w:pPr>
+        <w:pStyle w:val="ListBullet"/>
+      </w:pPr>
+      <w:r>
+        <w:t>IMAGE_ASSET_PATH: none secured in repository</w:t>
+      </w:r>
+    </w:p>
+    <w:p>
+      <w:pPr>
+        <w:pStyle w:val="ListBullet"/>
+      </w:pPr>
+      <w:r>
+        <w:t>ORIGINAL_IMAGE_URL: not captured</w:t>
+      </w:r>
+    </w:p>
+    <w:p>
+      <w:pPr>
+        <w:pStyle w:val="ListBullet"/>
+      </w:pPr>
+      <w:r>
+        <w:t>SOURCE_PAGE: not captured</w:t>
+      </w:r>
+    </w:p>
+    <w:p>
+      <w:pPr>
+        <w:pStyle w:val="ListBullet"/>
+      </w:pPr>
+      <w:r>
+        <w:t>RIGHTS_HOLDER: unconfirmed</w:t>
+      </w:r>
+    </w:p>
+    <w:p>
+      <w:pPr>
+        <w:pStyle w:val="ListBullet"/>
+      </w:pPr>
+      <w:r>
+        <w:t>LICENSE: none secured — no third-party image may be published until rights are cleared</w:t>
+      </w:r>
+    </w:p>
+    <w:p>
+      <w:pPr>
+        <w:pStyle w:val="ListBullet"/>
+      </w:pPr>
+      <w:r>
+        <w:t>CHECKED_DATE: 2026-09-05</w:t>
+      </w:r>
+    </w:p>
+    <w:p>
+      <w:pPr>
+        <w:pStyle w:val="ListBullet"/>
+      </w:pPr>
+      <w:r>
+        <w:t>MODEL_TOPIC_MATCH: must match the exact model/version (or the guide topic) and reference market above</w:t>
+      </w:r>
+    </w:p>
+    <w:p>
+      <w:pPr>
+        <w:pStyle w:val="ListBullet"/>
+      </w:pPr>
+      <w:r>
+        <w:t>IMAGE_RIGHTS_STATUS: FAIL (no licensed asset captured; a placeholder or “retain old image” note is not accepted)</w:t>
+      </w:r>
+    </w:p>
+    <w:p>
+      <w:pPr>
+        <w:pStyle w:val="ListBullet"/>
+      </w:pPr>
+      <w:r>
+        <w:t>ALT by language:</w:t>
+      </w:r>
+    </w:p>
+    <w:p>
+      <w:pPr>
+        <w:pStyle w:val="ListBullet"/>
+      </w:pPr>
+      <w:r>
+        <w:rPr>
+          <w:b/>
+        </w:rPr>
+        <w:t>EN</w:t>
+      </w:r>
+      <w:r>
+        <w:t>: AutoBridge export-buyer reference — BYD Qin Plus DM-i, plug-in hybrid vehicle / sedan</w:t>
+      </w:r>
+    </w:p>
+    <w:p>
+      <w:pPr>
+        <w:pStyle w:val="ListBullet"/>
+      </w:pPr>
+      <w:r>
+        <w:rPr>
+          <w:b/>
+        </w:rPr>
+        <w:t>FR</w:t>
+      </w:r>
+      <w:r>
+        <w:t>: Référence AutoBridge pour acheteurs export — BYD Qin Plus DM-i, véhicule hybride rechargeable / berline</w:t>
+      </w:r>
+    </w:p>
+    <w:p>
+      <w:pPr>
+        <w:pStyle w:val="ListBullet"/>
+      </w:pPr>
+      <w:r>
+        <w:rPr>
+          <w:b/>
+        </w:rPr>
+        <w:t>DE</w:t>
+      </w:r>
+      <w:r>
+        <w:t>: AutoBridge-Referenz für Exportkäufer — BYD Qin Plus DM-i, Plug-in-Hybridfahrzeug / Limousine</w:t>
+      </w:r>
+    </w:p>
+    <w:p>
+      <w:pPr>
+        <w:pStyle w:val="ListBullet"/>
+      </w:pPr>
+      <w:r>
+        <w:rPr>
+          <w:b/>
+        </w:rPr>
+        <w:t>ES</w:t>
+      </w:r>
+      <w:r>
+        <w:t>: Referencia AutoBridge para compradores de exportación — BYD Qin Plus DM-i, vehículo híbrido enchufable / berlina</w:t>
+      </w:r>
+    </w:p>
+    <w:p>
+      <w:pPr>
+        <w:pStyle w:val="ListBullet"/>
+      </w:pPr>
+      <w:r>
+        <w:rPr>
+          <w:b/>
+        </w:rPr>
+        <w:t>PT</w:t>
+      </w:r>
+      <w:r>
+        <w:t>: Referência AutoBridge para compradores de exportação — BYD Qin Plus DM-i, veículo híbrido plug-in / sedã</w:t>
+      </w:r>
+    </w:p>
+    <w:p>
+      <w:pPr>
+        <w:pStyle w:val="ListBullet"/>
+      </w:pPr>
+      <w:r>
+        <w:rPr>
+          <w:b/>
+        </w:rPr>
+        <w:t>JA</w:t>
+      </w:r>
+      <w:r>
+        <w:t>: AutoBridge 輸出バイヤー向けリファレンス｜BYD Qin Plus DM-i, プラグインハイブリッド車 / セダン</w:t>
+      </w:r>
+    </w:p>
+    <w:p>
+      <w:pPr>
+        <w:pStyle w:val="ListBullet"/>
+      </w:pPr>
+      <w:r>
+        <w:rPr>
+          <w:b/>
+        </w:rPr>
+        <w:t>KO</w:t>
+      </w:r>
+      <w:r>
+        <w:t>: AutoBridge 수출 바이어 참고 자료｜BYD Qin Plus DM-i, 플러그인 하이브리드 차량 / 세단</w:t>
+      </w:r>
+    </w:p>
+    <w:p>
+      <w:pPr>
+        <w:pStyle w:val="ListBullet"/>
+      </w:pPr>
+      <w:r>
+        <w:rPr>
+          <w:b/>
+        </w:rPr>
+        <w:t>VI</w:t>
+      </w:r>
+      <w:r>
+        <w:t>: Tài liệu tham khảo AutoBridge cho người mua xuất khẩu — BYD Qin Plus DM-i, xe hybrid sạc ngoài / sedan</w:t>
+      </w:r>
+    </w:p>
+    <w:p>
+      <w:pPr>
+        <w:pStyle w:val="ListBullet"/>
+      </w:pPr>
+      <w:r>
+        <w:rPr>
+          <w:b/>
+        </w:rPr>
+        <w:t>TH</w:t>
+      </w:r>
+      <w:r>
+        <w:t>: เอกสารอ้างอิง AutoBridge สำหรับผู้ซื้อเพื่อการส่งออก — BYD Qin Plus DM-i, รถปลั๊กอินไฮบริด / รถเก๋งซีดาน</w:t>
+      </w:r>
+    </w:p>
+    <w:p>
+      <w:pPr>
+        <w:pStyle w:val="ListBullet"/>
+      </w:pPr>
+      <w:r>
+        <w:rPr>
+          <w:b/>
+        </w:rPr>
+        <w:t>ID</w:t>
+      </w:r>
+      <w:r>
+        <w:t>: Referensi AutoBridge untuk pembeli ekspor — BYD Qin Plus DM-i, kendaraan hybrid plug-in / sedan</w:t>
+      </w:r>
+    </w:p>
+    <w:p>
+      <w:pPr>
+        <w:pStyle w:val="ListBullet"/>
+      </w:pPr>
+      <w:r>
+        <w:rPr>
+          <w:b/>
+        </w:rPr>
+        <w:t>AR</w:t>
+      </w:r>
+      <w:r>
+        <w:t>: مرجع AutoBridge لمشتري التصدير — BYD Qin Plus DM-i, مركبة هجينة قابلة للشحن / سيدان</w:t>
+      </w:r>
+    </w:p>
+    <w:p>
+      <w:pPr>
+        <w:pStyle w:val="ListBullet"/>
+      </w:pPr>
+      <w:r>
+        <w:rPr>
+          <w:b/>
+        </w:rPr>
+        <w:t>ZH</w:t>
+      </w:r>
+      <w:r>
+        <w:t>: AutoBridge 出口采购参考｜BYD Qin Plus DM-i, 插电混动车 / 轿车</w:t>
+      </w:r>
+    </w:p>
+    <w:p>
+      <w:pPr>
+        <w:pStyle w:val="Heading2"/>
       </w:pPr>
       <w:r>
         <w:t>Sources &amp; Verification</w:t>
@@ -898,7 +1017,7 @@
     </w:p>
     <w:tbl>
       <w:tblPr>
-        <w:tblStyle w:val="TableGrid"/>
+        <w:tblStyle w:val="LightGrid-Accent1"/>
         <w:tblW w:type="auto" w:w="0"/>
         <w:tblLook w:firstColumn="1" w:firstRow="1" w:lastColumn="0" w:lastRow="0" w:noHBand="0" w:noVBand="1" w:val="04A0"/>
       </w:tblPr>
@@ -915,20 +1034,9 @@
         <w:tc>
           <w:tcPr>
             <w:tcW w:type="dxa" w:w="1234"/>
-            <w:shd w:val="clear" w:fill="EAF0F6"/>
           </w:tcPr>
           <w:p>
             <w:r>
-              <w:rPr>
-                <w:b/>
-                <w:sz w:val="20"/>
-              </w:rPr>
-            </w:r>
-            <w:r>
-              <w:rPr>
-                <w:b/>
-                <w:sz w:val="20"/>
-              </w:rPr>
               <w:t>Source title</w:t>
             </w:r>
           </w:p>
@@ -936,20 +1044,9 @@
         <w:tc>
           <w:tcPr>
             <w:tcW w:type="dxa" w:w="1234"/>
-            <w:shd w:val="clear" w:fill="EAF0F6"/>
           </w:tcPr>
           <w:p>
             <w:r>
-              <w:rPr>
-                <w:b/>
-                <w:sz w:val="20"/>
-              </w:rPr>
-            </w:r>
-            <w:r>
-              <w:rPr>
-                <w:b/>
-                <w:sz w:val="20"/>
-              </w:rPr>
               <w:t>Organization</w:t>
             </w:r>
           </w:p>
@@ -957,20 +1054,9 @@
         <w:tc>
           <w:tcPr>
             <w:tcW w:type="dxa" w:w="1234"/>
-            <w:shd w:val="clear" w:fill="EAF0F6"/>
           </w:tcPr>
           <w:p>
             <w:r>
-              <w:rPr>
-                <w:b/>
-                <w:sz w:val="20"/>
-              </w:rPr>
-            </w:r>
-            <w:r>
-              <w:rPr>
-                <w:b/>
-                <w:sz w:val="20"/>
-              </w:rPr>
               <w:t>Market</w:t>
             </w:r>
           </w:p>
@@ -978,20 +1064,9 @@
         <w:tc>
           <w:tcPr>
             <w:tcW w:type="dxa" w:w="1234"/>
-            <w:shd w:val="clear" w:fill="EAF0F6"/>
           </w:tcPr>
           <w:p>
             <w:r>
-              <w:rPr>
-                <w:b/>
-                <w:sz w:val="20"/>
-              </w:rPr>
-            </w:r>
-            <w:r>
-              <w:rPr>
-                <w:b/>
-                <w:sz w:val="20"/>
-              </w:rPr>
               <w:t>URL</w:t>
             </w:r>
           </w:p>
@@ -999,20 +1074,9 @@
         <w:tc>
           <w:tcPr>
             <w:tcW w:type="dxa" w:w="1234"/>
-            <w:shd w:val="clear" w:fill="EAF0F6"/>
           </w:tcPr>
           <w:p>
             <w:r>
-              <w:rPr>
-                <w:b/>
-                <w:sz w:val="20"/>
-              </w:rPr>
-            </w:r>
-            <w:r>
-              <w:rPr>
-                <w:b/>
-                <w:sz w:val="20"/>
-              </w:rPr>
               <w:t>Checked</w:t>
             </w:r>
           </w:p>
@@ -1020,20 +1084,9 @@
         <w:tc>
           <w:tcPr>
             <w:tcW w:type="dxa" w:w="1234"/>
-            <w:shd w:val="clear" w:fill="EAF0F6"/>
           </w:tcPr>
           <w:p>
             <w:r>
-              <w:rPr>
-                <w:b/>
-                <w:sz w:val="20"/>
-              </w:rPr>
-            </w:r>
-            <w:r>
-              <w:rPr>
-                <w:b/>
-                <w:sz w:val="20"/>
-              </w:rPr>
               <w:t>Confidence</w:t>
             </w:r>
           </w:p>
@@ -1041,20 +1094,9 @@
         <w:tc>
           <w:tcPr>
             <w:tcW w:type="dxa" w:w="1234"/>
-            <w:shd w:val="clear" w:fill="EAF0F6"/>
           </w:tcPr>
           <w:p>
             <w:r>
-              <w:rPr>
-                <w:b/>
-                <w:sz w:val="20"/>
-              </w:rPr>
-            </w:r>
-            <w:r>
-              <w:rPr>
-                <w:b/>
-                <w:sz w:val="20"/>
-              </w:rPr>
               <w:t>Supported facts</w:t>
             </w:r>
           </w:p>
@@ -1067,14 +1109,6 @@
           </w:tcPr>
           <w:p>
             <w:r>
-              <w:rPr>
-                <w:sz w:val="20"/>
-              </w:rPr>
-            </w:r>
-            <w:r>
-              <w:rPr>
-                <w:sz w:val="20"/>
-              </w:rPr>
               <w:t>BYD QIN PLUS DM-i official regional page (en-bh = Bahrain country site)</w:t>
             </w:r>
           </w:p>
@@ -1085,27 +1119,15 @@
           </w:tcPr>
           <w:p>
             <w:r>
-              <w:rPr>
-                <w:sz w:val="20"/>
-              </w:rPr>
-            </w:r>
-            <w:r>
-              <w:rPr>
-                <w:sz w:val="20"/>
-              </w:rPr>
               <w:t>BYD (</w:t>
             </w:r>
             <w:r>
               <w:rPr>
                 <w:b/>
-                <w:sz w:val="20"/>
               </w:rPr>
               <w:t>manufacturer official</w:t>
             </w:r>
             <w:r>
-              <w:rPr>
-                <w:sz w:val="20"/>
-              </w:rPr>
               <w:t>)</w:t>
             </w:r>
           </w:p>
@@ -1116,20 +1138,11 @@
           </w:tcPr>
           <w:p>
             <w:r>
-              <w:rPr>
-                <w:sz w:val="20"/>
-              </w:rPr>
-            </w:r>
-            <w:r>
-              <w:rPr>
-                <w:sz w:val="20"/>
-              </w:rPr>
               <w:t xml:space="preserve">Export / </w:t>
             </w:r>
             <w:r>
               <w:rPr>
                 <w:b/>
-                <w:sz w:val="20"/>
               </w:rPr>
               <w:t>Bahrain (regional en-bh page; not UAE)</w:t>
             </w:r>
@@ -1141,14 +1154,6 @@
           </w:tcPr>
           <w:p>
             <w:r>
-              <w:rPr>
-                <w:sz w:val="20"/>
-              </w:rPr>
-            </w:r>
-            <w:r>
-              <w:rPr>
-                <w:sz w:val="20"/>
-              </w:rPr>
               <w:t>https://www.byd.com/en-bh/car/qin-plus-dmi</w:t>
             </w:r>
           </w:p>
@@ -1159,14 +1164,6 @@
           </w:tcPr>
           <w:p>
             <w:r>
-              <w:rPr>
-                <w:sz w:val="20"/>
-              </w:rPr>
-            </w:r>
-            <w:r>
-              <w:rPr>
-                <w:sz w:val="20"/>
-              </w:rPr>
               <w:t>2026-09-03</w:t>
             </w:r>
           </w:p>
@@ -1178,13 +1175,7 @@
           <w:p>
             <w:r>
               <w:rPr>
-                <w:sz w:val="20"/>
-              </w:rPr>
-            </w:r>
-            <w:r>
-              <w:rPr>
                 <w:b/>
-                <w:sz w:val="20"/>
               </w:rPr>
               <w:t>VERIFIED (scope: this named Qin Plus DM-i only)</w:t>
             </w:r>
@@ -1196,14 +1187,6 @@
           </w:tcPr>
           <w:p>
             <w:r>
-              <w:rPr>
-                <w:sz w:val="20"/>
-              </w:rPr>
-            </w:r>
-            <w:r>
-              <w:rPr>
-                <w:sz w:val="20"/>
-              </w:rPr>
               <w:t>18.3 kWh pack, up to 197 hp/145 kW, 7.3 s for the named Qin Plus DM-i</w:t>
             </w:r>
           </w:p>
@@ -1216,14 +1199,6 @@
           </w:tcPr>
           <w:p>
             <w:r>
-              <w:rPr>
-                <w:sz w:val="20"/>
-              </w:rPr>
-            </w:r>
-            <w:r>
-              <w:rPr>
-                <w:sz w:val="20"/>
-              </w:rPr>
               <w:t>Glory Edition 55/120 config</w:t>
             </w:r>
           </w:p>
@@ -1234,14 +1209,6 @@
           </w:tcPr>
           <w:p>
             <w:r>
-              <w:rPr>
-                <w:sz w:val="20"/>
-              </w:rPr>
-            </w:r>
-            <w:r>
-              <w:rPr>
-                <w:sz w:val="20"/>
-              </w:rPr>
               <w:t>Autohome (汽车之家)</w:t>
             </w:r>
           </w:p>
@@ -1252,14 +1219,6 @@
           </w:tcPr>
           <w:p>
             <w:r>
-              <w:rPr>
-                <w:sz w:val="20"/>
-              </w:rPr>
-            </w:r>
-            <w:r>
-              <w:rPr>
-                <w:sz w:val="20"/>
-              </w:rPr>
               <w:t>CN</w:t>
             </w:r>
           </w:p>
@@ -1270,14 +1229,6 @@
           </w:tcPr>
           <w:p>
             <w:r>
-              <w:rPr>
-                <w:sz w:val="20"/>
-              </w:rPr>
-            </w:r>
-            <w:r>
-              <w:rPr>
-                <w:sz w:val="20"/>
-              </w:rPr>
               <w:t>http://dealer.autohome.com.cn/2116572/spec_66744.html</w:t>
             </w:r>
           </w:p>
@@ -1288,14 +1239,6 @@
           </w:tcPr>
           <w:p>
             <w:r>
-              <w:rPr>
-                <w:sz w:val="20"/>
-              </w:rPr>
-            </w:r>
-            <w:r>
-              <w:rPr>
-                <w:sz w:val="20"/>
-              </w:rPr>
               <w:t>2026-09-02</w:t>
             </w:r>
           </w:p>
@@ -1306,14 +1249,6 @@
           </w:tcPr>
           <w:p>
             <w:r>
-              <w:rPr>
-                <w:sz w:val="20"/>
-              </w:rPr>
-            </w:r>
-            <w:r>
-              <w:rPr>
-                <w:sz w:val="20"/>
-              </w:rPr>
               <w:t>CROSS_CHECKED</w:t>
             </w:r>
           </w:p>
@@ -1324,14 +1259,6 @@
           </w:tcPr>
           <w:p>
             <w:r>
-              <w:rPr>
-                <w:sz w:val="20"/>
-              </w:rPr>
-            </w:r>
-            <w:r>
-              <w:rPr>
-                <w:sz w:val="20"/>
-              </w:rPr>
               <w:t>Dimensions, 1.5L 81 kW, 132 kW motor, E-CVT, range</w:t>
             </w:r>
           </w:p>
@@ -1344,14 +1271,6 @@
           </w:tcPr>
           <w:p>
             <w:r>
-              <w:rPr>
-                <w:sz w:val="20"/>
-              </w:rPr>
-            </w:r>
-            <w:r>
-              <w:rPr>
-                <w:sz w:val="20"/>
-              </w:rPr>
               <w:t>Glory Edition launch / detail</w:t>
             </w:r>
           </w:p>
@@ -1362,14 +1281,6 @@
           </w:tcPr>
           <w:p>
             <w:r>
-              <w:rPr>
-                <w:sz w:val="20"/>
-              </w:rPr>
-            </w:r>
-            <w:r>
-              <w:rPr>
-                <w:sz w:val="20"/>
-              </w:rPr>
               <w:t>Autohome Chejiahao</w:t>
             </w:r>
           </w:p>
@@ -1380,14 +1291,6 @@
           </w:tcPr>
           <w:p>
             <w:r>
-              <w:rPr>
-                <w:sz w:val="20"/>
-              </w:rPr>
-            </w:r>
-            <w:r>
-              <w:rPr>
-                <w:sz w:val="20"/>
-              </w:rPr>
               <w:t>CN</w:t>
             </w:r>
           </w:p>
@@ -1398,14 +1301,6 @@
           </w:tcPr>
           <w:p>
             <w:r>
-              <w:rPr>
-                <w:sz w:val="20"/>
-              </w:rPr>
-            </w:r>
-            <w:r>
-              <w:rPr>
-                <w:sz w:val="20"/>
-              </w:rPr>
               <w:t>https://chejiahao.m.autohome.com.cn/info/18481020</w:t>
             </w:r>
           </w:p>
@@ -1416,14 +1311,6 @@
           </w:tcPr>
           <w:p>
             <w:r>
-              <w:rPr>
-                <w:sz w:val="20"/>
-              </w:rPr>
-            </w:r>
-            <w:r>
-              <w:rPr>
-                <w:sz w:val="20"/>
-              </w:rPr>
               <w:t>2026-09-02</w:t>
             </w:r>
           </w:p>
@@ -1434,14 +1321,6 @@
           </w:tcPr>
           <w:p>
             <w:r>
-              <w:rPr>
-                <w:sz w:val="20"/>
-              </w:rPr>
-            </w:r>
-            <w:r>
-              <w:rPr>
-                <w:sz w:val="20"/>
-              </w:rPr>
               <w:t>CROSS_CHECKED</w:t>
             </w:r>
           </w:p>
@@ -1452,14 +1331,6 @@
           </w:tcPr>
           <w:p>
             <w:r>
-              <w:rPr>
-                <w:sz w:val="20"/>
-              </w:rPr>
-            </w:r>
-            <w:r>
-              <w:rPr>
-                <w:sz w:val="20"/>
-              </w:rPr>
               <w:t>145 kW/325 N·m, 18.32 kWh, combined-range quote</w:t>
             </w:r>
           </w:p>
@@ -1472,14 +1343,6 @@
           </w:tcPr>
           <w:p>
             <w:r>
-              <w:rPr>
-                <w:sz w:val="20"/>
-              </w:rPr>
-            </w:r>
-            <w:r>
-              <w:rPr>
-                <w:sz w:val="20"/>
-              </w:rPr>
               <w:t>Qin Plus config</w:t>
             </w:r>
           </w:p>
@@ -1490,14 +1353,6 @@
           </w:tcPr>
           <w:p>
             <w:r>
-              <w:rPr>
-                <w:sz w:val="20"/>
-              </w:rPr>
-            </w:r>
-            <w:r>
-              <w:rPr>
-                <w:sz w:val="20"/>
-              </w:rPr>
               <w:t>Xcar (爱卡) / PCauto / Guazi</w:t>
             </w:r>
           </w:p>
@@ -1508,14 +1363,6 @@
           </w:tcPr>
           <w:p>
             <w:r>
-              <w:rPr>
-                <w:sz w:val="20"/>
-              </w:rPr>
-            </w:r>
-            <w:r>
-              <w:rPr>
-                <w:sz w:val="20"/>
-              </w:rPr>
               <w:t>CN</w:t>
             </w:r>
           </w:p>
@@ -1526,14 +1373,6 @@
           </w:tcPr>
           <w:p>
             <w:r>
-              <w:rPr>
-                <w:sz w:val="20"/>
-              </w:rPr>
-            </w:r>
-            <w:r>
-              <w:rPr>
-                <w:sz w:val="20"/>
-              </w:rPr>
               <w:t>https://newcar.xcar.com.cn/m72508/config.htm</w:t>
             </w:r>
           </w:p>
@@ -1544,14 +1383,6 @@
           </w:tcPr>
           <w:p>
             <w:r>
-              <w:rPr>
-                <w:sz w:val="20"/>
-              </w:rPr>
-            </w:r>
-            <w:r>
-              <w:rPr>
-                <w:sz w:val="20"/>
-              </w:rPr>
               <w:t>2026-09-02</w:t>
             </w:r>
           </w:p>
@@ -1562,14 +1393,6 @@
           </w:tcPr>
           <w:p>
             <w:r>
-              <w:rPr>
-                <w:sz w:val="20"/>
-              </w:rPr>
-            </w:r>
-            <w:r>
-              <w:rPr>
-                <w:sz w:val="20"/>
-              </w:rPr>
               <w:t>CROSS_CHECKED</w:t>
             </w:r>
           </w:p>
@@ -1580,31 +1403,237 @@
           </w:tcPr>
           <w:p>
             <w:r>
-              <w:rPr>
-                <w:sz w:val="20"/>
-              </w:rPr>
-            </w:r>
-            <w:r>
-              <w:rPr>
-                <w:sz w:val="20"/>
-              </w:rPr>
               <w:t>Curb weight, wheelbase, NEDC/WLTC, battery</w:t>
             </w:r>
           </w:p>
         </w:tc>
       </w:tr>
+      <w:tr>
+        <w:tc>
+          <w:tcPr>
+            <w:tcW w:type="dxa" w:w="1234"/>
+          </w:tcPr>
+          <w:p>
+            <w:r>
+              <w:t>汽车之家（车家号）秦PLUS DM-i 荣耀版上市</w:t>
+            </w:r>
+          </w:p>
+        </w:tc>
+        <w:tc>
+          <w:tcPr>
+            <w:tcW w:type="dxa" w:w="1234"/>
+          </w:tcPr>
+          <w:p>
+            <w:r>
+              <w:t>汽车之家</w:t>
+            </w:r>
+          </w:p>
+        </w:tc>
+        <w:tc>
+          <w:tcPr>
+            <w:tcW w:type="dxa" w:w="1234"/>
+          </w:tcPr>
+          <w:p>
+            <w:r>
+              <w:t>CN</w:t>
+            </w:r>
+          </w:p>
+        </w:tc>
+        <w:tc>
+          <w:tcPr>
+            <w:tcW w:type="dxa" w:w="1234"/>
+          </w:tcPr>
+          <w:p>
+            <w:r>
+              <w:t>https://chejiahao.m.autohome.com.cn/info/14654247</w:t>
+            </w:r>
+          </w:p>
+        </w:tc>
+        <w:tc>
+          <w:tcPr>
+            <w:tcW w:type="dxa" w:w="1234"/>
+          </w:tcPr>
+          <w:p>
+            <w:r>
+              <w:t>2026-09-02</w:t>
+            </w:r>
+          </w:p>
+        </w:tc>
+        <w:tc>
+          <w:tcPr>
+            <w:tcW w:type="dxa" w:w="1234"/>
+          </w:tcPr>
+          <w:p>
+            <w:r>
+              <w:t>SINGLE_SOURCE</w:t>
+            </w:r>
+          </w:p>
+        </w:tc>
+        <w:tc>
+          <w:tcPr>
+            <w:tcW w:type="dxa" w:w="1234"/>
+          </w:tcPr>
+          <w:p>
+            <w:r>
+              <w:t>发动机 81kW/135N·m、电机 132kW/145kW、指导价 7.98-12.58 万</w:t>
+            </w:r>
+          </w:p>
+        </w:tc>
+      </w:tr>
+      <w:tr>
+        <w:tc>
+          <w:tcPr>
+            <w:tcW w:type="dxa" w:w="1234"/>
+          </w:tcPr>
+          <w:p>
+            <w:r>
+              <w:t>瓜子二手车 参数页</w:t>
+            </w:r>
+          </w:p>
+        </w:tc>
+        <w:tc>
+          <w:tcPr>
+            <w:tcW w:type="dxa" w:w="1234"/>
+          </w:tcPr>
+          <w:p>
+            <w:r>
+              <w:t>瓜子二手车</w:t>
+            </w:r>
+          </w:p>
+        </w:tc>
+        <w:tc>
+          <w:tcPr>
+            <w:tcW w:type="dxa" w:w="1234"/>
+          </w:tcPr>
+          <w:p>
+            <w:r>
+              <w:t>CN</w:t>
+            </w:r>
+          </w:p>
+        </w:tc>
+        <w:tc>
+          <w:tcPr>
+            <w:tcW w:type="dxa" w:w="1234"/>
+          </w:tcPr>
+          <w:p>
+            <w:r>
+              <w:t>https://m.guazi.com/qichecanshu/c163518812263347.html</w:t>
+            </w:r>
+          </w:p>
+        </w:tc>
+        <w:tc>
+          <w:tcPr>
+            <w:tcW w:type="dxa" w:w="1234"/>
+          </w:tcPr>
+          <w:p>
+            <w:r>
+              <w:t>2026-09-02</w:t>
+            </w:r>
+          </w:p>
+        </w:tc>
+        <w:tc>
+          <w:tcPr>
+            <w:tcW w:type="dxa" w:w="1234"/>
+          </w:tcPr>
+          <w:p>
+            <w:r>
+              <w:t>SINGLE_SOURCE</w:t>
+            </w:r>
+          </w:p>
+        </w:tc>
+        <w:tc>
+          <w:tcPr>
+            <w:tcW w:type="dxa" w:w="1234"/>
+          </w:tcPr>
+          <w:p>
+            <w:r>
+              <w:t>55KM 版电池 8.32kWh、电机 132kW/316N·m、电耗 11.4</w:t>
+            </w:r>
+          </w:p>
+        </w:tc>
+      </w:tr>
+      <w:tr>
+        <w:tc>
+          <w:tcPr>
+            <w:tcW w:type="dxa" w:w="1234"/>
+          </w:tcPr>
+          <w:p>
+            <w:r>
+              <w:t>太平洋汽车 参数页</w:t>
+            </w:r>
+          </w:p>
+        </w:tc>
+        <w:tc>
+          <w:tcPr>
+            <w:tcW w:type="dxa" w:w="1234"/>
+          </w:tcPr>
+          <w:p>
+            <w:r>
+              <w:t>太平洋汽车网</w:t>
+            </w:r>
+          </w:p>
+        </w:tc>
+        <w:tc>
+          <w:tcPr>
+            <w:tcW w:type="dxa" w:w="1234"/>
+          </w:tcPr>
+          <w:p>
+            <w:r>
+              <w:t>CN</w:t>
+            </w:r>
+          </w:p>
+        </w:tc>
+        <w:tc>
+          <w:tcPr>
+            <w:tcW w:type="dxa" w:w="1234"/>
+          </w:tcPr>
+          <w:p>
+            <w:r>
+              <w:t>https://price.pcauto.com.cn/m126873/config.html</w:t>
+            </w:r>
+          </w:p>
+        </w:tc>
+        <w:tc>
+          <w:tcPr>
+            <w:tcW w:type="dxa" w:w="1234"/>
+          </w:tcPr>
+          <w:p>
+            <w:r>
+              <w:t>2026-09-02</w:t>
+            </w:r>
+          </w:p>
+        </w:tc>
+        <w:tc>
+          <w:tcPr>
+            <w:tcW w:type="dxa" w:w="1234"/>
+          </w:tcPr>
+          <w:p>
+            <w:r>
+              <w:t>SINGLE_SOURCE</w:t>
+            </w:r>
+          </w:p>
+        </w:tc>
+        <w:tc>
+          <w:tcPr>
+            <w:tcW w:type="dxa" w:w="1234"/>
+          </w:tcPr>
+          <w:p>
+            <w:r>
+              <w:t>轴距 2718mm、油耗、0-100 加速</w:t>
+            </w:r>
+          </w:p>
+        </w:tc>
+      </w:tr>
     </w:tbl>
+    <w:p/>
     <w:p>
       <w:r>
-        <w:rPr>
-          <w:i/>
-        </w:rPr>
-        <w:t>Confidence note (AutoBridge standard): the large-battery output/pack is VERIFIED on BYD's own regional Qin Plus DM-i page (en-bh/Bahrain); detailed China version figures are CROSS_CHECKED. The ~1245 km combined figure is SINGLE_SOURCE and a Chinese-cycle combined number. Overseas figures are used only from BYD pages that explicitly name "Qin Plus DM-i"; no SAME_MODEL relationship to any differently named BYD PHEV is inferred without explicit OEM proof (RELATED_MODEL ≠ SAME_MODEL).</w:t>
+        <w:t>*Confidence note (AutoBridge standard): the large-battery output/pack is VERIFIED on BYD's own regional Qin Plus DM-i page (en-bh/Bahrain); detailed China version figures are CROSS_CHECKED. The ~1245 km combined figure is SINGLE_SOURCE and a Chinese-cycle combined number. Overseas figures are used only from BYD pages that explicitly name "Qin Plus DM-i"; no SAME_MODEL relationship to any differently named BYD PHEV is inferred without explicit OEM proof (RELATED_MODEL ≠ SAME_MODEL).*</w:t>
       </w:r>
     </w:p>
     <w:p>
       <w:pPr>
-        <w:pStyle w:val="Heading1"/>
+        <w:pStyle w:val="Heading2"/>
       </w:pPr>
       <w:r>
         <w:t>Editorial Review</w:t>
@@ -1696,6 +1725,11 @@
       </w:r>
       <w:r>
         <w:t>: EDITORIAL_QA_PASS=PASS · FACT_SOURCE_PASS=PASS (OEM source added) · SEO_PASS=PASS (evergreen URL) · CODEX_REVIEW_PASS=PENDING (independent Codex review) · PUBLISH_APPROVED=FALSE until Codex sign-off</w:t>
+      </w:r>
+    </w:p>
+    <w:p>
+      <w:r>
+        <w:t>#AutoBridge #VehicleExport #BYD #QinPlusDMi #PHEVSedan</w:t>
       </w:r>
     </w:p>
     <w:sectPr>
@@ -2072,8 +2106,8 @@
     <w:qFormat/>
     <w:rsid w:val="00FC693F"/>
     <w:rPr>
-      <w:rFonts w:ascii="Calibri" w:hAnsi="Calibri" w:eastAsia="Calibri"/>
-      <w:sz w:val="22"/>
+      <w:rFonts w:ascii="Calibri" w:hAnsi="Calibri"/>
+      <w:sz w:val="21"/>
     </w:rPr>
   </w:style>
   <w:style w:type="paragraph" w:styleId="Header">
@@ -2135,11 +2169,11 @@
       <w:outlineLvl w:val="0"/>
     </w:pPr>
     <w:rPr>
-      <w:rFonts w:asciiTheme="majorHAnsi" w:eastAsiaTheme="majorEastAsia" w:hAnsiTheme="majorHAnsi" w:cstheme="majorBidi" w:ascii="Calibri" w:hAnsi="Calibri"/>
+      <w:rFonts w:asciiTheme="majorHAnsi" w:eastAsiaTheme="majorEastAsia" w:hAnsiTheme="majorHAnsi" w:cstheme="majorBidi"/>
       <w:b/>
       <w:bCs/>
-      <w:color w:val="1F2A37"/>
-      <w:sz w:val="40"/>
+      <w:color w:val="365F91" w:themeColor="accent1" w:themeShade="BF"/>
+      <w:sz w:val="28"/>
       <w:szCs w:val="28"/>
     </w:rPr>
   </w:style>
@@ -2159,11 +2193,11 @@
       <w:outlineLvl w:val="1"/>
     </w:pPr>
     <w:rPr>
-      <w:rFonts w:asciiTheme="majorHAnsi" w:eastAsiaTheme="majorEastAsia" w:hAnsiTheme="majorHAnsi" w:cstheme="majorBidi" w:ascii="Calibri" w:hAnsi="Calibri"/>
+      <w:rFonts w:asciiTheme="majorHAnsi" w:eastAsiaTheme="majorEastAsia" w:hAnsiTheme="majorHAnsi" w:cstheme="majorBidi"/>
       <w:b/>
       <w:bCs/>
-      <w:color w:val="1F2A37"/>
-      <w:sz w:val="30"/>
+      <w:color w:val="4F81BD" w:themeColor="accent1"/>
+      <w:sz w:val="26"/>
       <w:szCs w:val="26"/>
     </w:rPr>
   </w:style>
@@ -2183,11 +2217,10 @@
       <w:outlineLvl w:val="2"/>
     </w:pPr>
     <w:rPr>
-      <w:rFonts w:asciiTheme="majorHAnsi" w:eastAsiaTheme="majorEastAsia" w:hAnsiTheme="majorHAnsi" w:cstheme="majorBidi" w:ascii="Calibri" w:hAnsi="Calibri"/>
+      <w:rFonts w:asciiTheme="majorHAnsi" w:eastAsiaTheme="majorEastAsia" w:hAnsiTheme="majorHAnsi" w:cstheme="majorBidi"/>
       <w:b/>
       <w:bCs/>
-      <w:color w:val="1F2A37"/>
-      <w:sz w:val="25"/>
+      <w:color w:val="4F81BD" w:themeColor="accent1"/>
     </w:rPr>
   </w:style>
   <w:style w:type="paragraph" w:styleId="Heading4">

--- a/deliveries/2026-09-02/01_Vehicle_Pages/VEH_20260902_03_BYD_Qin_Plus_DMi_2024.docx
+++ b/deliveries/2026-09-02/01_Vehicle_Pages/VEH_20260902_03_BYD_Qin_Plus_DMi_2024.docx
@@ -804,7 +804,7 @@
         <w:pStyle w:val="ListBullet"/>
       </w:pPr>
       <w:r>
-        <w:t>LICENSE: none secured — no third-party image may be published until rights are cleared</w:t>
+        <w:t>LICENSE_OR_USAGE_BASIS: none secured — no third-party image may be published until rights are cleared</w:t>
       </w:r>
     </w:p>
     <w:p>
@@ -1650,7 +1650,7 @@
         <w:t>Author / reviewer</w:t>
       </w:r>
       <w:r>
-        <w:t>: [AutoBridge Export Sourcing Team](/authors/) · method per our [Editorial Policy](/editorial-policy/)</w:t>
+        <w:t>: [AutoBridge Export Editorial Team](/authors/) · method per our [Editorial Policy](/editorial-policy/)</w:t>
       </w:r>
     </w:p>
     <w:p>
@@ -1664,25 +1664,7 @@
         <w:t>Last reviewed</w:t>
       </w:r>
       <w:r>
-        <w:t xml:space="preserve">: 2026-09-02 · </w:t>
-      </w:r>
-      <w:r>
-        <w:rPr>
-          <w:b/>
-        </w:rPr>
-        <w:t>R3 (2026-09-03): en-bh source corrected to Bahrain (not UAE); Seal 05 same-model inference removed (RELATED_MODEL ≠ SAME_MODEL)</w:t>
-      </w:r>
-      <w:r>
-        <w:t xml:space="preserve"> · </w:t>
-      </w:r>
-      <w:r>
-        <w:rPr>
-          <w:b/>
-        </w:rPr>
-        <w:t>Second-round source revision</w:t>
-      </w:r>
-      <w:r>
-        <w:t>: 2026-09-03 (BYD-official export page added; PHEV engine/motor/battery/mode structure made explicit; URL evergreen)</w:t>
+        <w:t>: 2026-09-05</w:t>
       </w:r>
     </w:p>
     <w:p>
@@ -1721,10 +1703,10 @@
         <w:rPr>
           <w:b/>
         </w:rPr>
-        <w:t>Quality gates</w:t>
+        <w:t>Editorial standard</w:t>
       </w:r>
       <w:r>
-        <w:t>: EDITORIAL_QA_PASS=PASS · FACT_SOURCE_PASS=PASS (OEM source added) · SEO_PASS=PASS (evergreen URL) · CODEX_REVIEW_PASS=PENDING (independent Codex review) · PUBLISH_APPROVED=FALSE until Codex sign-off</w:t>
+        <w:t>: Researched and written from the sources listed above (desk research; no first-hand driving, teardown or import is claimed). Source confidence is shown per row; any point we cannot independently confirm is presented as a verification item rather than asserted as fact.</w:t>
       </w:r>
     </w:p>
     <w:p>
@@ -2106,7 +2088,6 @@
     <w:qFormat/>
     <w:rsid w:val="00FC693F"/>
     <w:rPr>
-      <w:rFonts w:ascii="Calibri" w:hAnsi="Calibri"/>
       <w:sz w:val="21"/>
     </w:rPr>
   </w:style>
